--- a/docs/UserManualDemo4.docx
+++ b/docs/UserManualDemo4.docx
@@ -278,7 +278,21 @@
         <w:rPr>
           <w:rFonts w:ascii="Hanken Grotesk" w:hAnsi="Hanken Grotesk"/>
         </w:rPr>
-        <w:t>using our apk link on our landing page[</w:t>
+        <w:t xml:space="preserve">using our </w:t>
+      </w:r>
+      <w:proofErr w:type="spellStart"/>
+      <w:r>
+        <w:rPr>
+          <w:rFonts w:ascii="Hanken Grotesk" w:hAnsi="Hanken Grotesk"/>
+        </w:rPr>
+        <w:t>apk</w:t>
+      </w:r>
+      <w:proofErr w:type="spellEnd"/>
+      <w:r>
+        <w:rPr>
+          <w:rFonts w:ascii="Hanken Grotesk" w:hAnsi="Hanken Grotesk"/>
+        </w:rPr>
+        <w:t xml:space="preserve"> link on our landing page[</w:t>
       </w:r>
       <w:r>
         <w:rPr>
@@ -423,7 +437,21 @@
         <w:rPr>
           <w:rFonts w:ascii="Hanken Grotesk" w:hAnsi="Hanken Grotesk"/>
         </w:rPr>
-        <w:t>Add your opening income and recent expenses, or import a supported bank statement.</w:t>
+        <w:t xml:space="preserve">Add your opening income and recent </w:t>
+      </w:r>
+      <w:proofErr w:type="gramStart"/>
+      <w:r>
+        <w:rPr>
+          <w:rFonts w:ascii="Hanken Grotesk" w:hAnsi="Hanken Grotesk"/>
+        </w:rPr>
+        <w:t>expenses, or</w:t>
+      </w:r>
+      <w:proofErr w:type="gramEnd"/>
+      <w:r>
+        <w:rPr>
+          <w:rFonts w:ascii="Hanken Grotesk" w:hAnsi="Hanken Grotesk"/>
+        </w:rPr>
+        <w:t xml:space="preserve"> import a supported bank statement.</w:t>
       </w:r>
     </w:p>
     <w:p>
@@ -884,7 +912,23 @@
           <w:b/>
           <w:bCs/>
         </w:rPr>
-        <w:t>Forgot?</w:t>
+        <w:t>Forgot</w:t>
+      </w:r>
+      <w:r>
+        <w:rPr>
+          <w:rFonts w:ascii="Hanken Grotesk" w:hAnsi="Hanken Grotesk"/>
+          <w:b/>
+          <w:bCs/>
+        </w:rPr>
+        <w:t xml:space="preserve"> Password</w:t>
+      </w:r>
+      <w:r>
+        <w:rPr>
+          <w:rFonts w:ascii="Hanken Grotesk" w:hAnsi="Hanken Grotesk"/>
+          <w:b/>
+          <w:bCs/>
+        </w:rPr>
+        <w:t>?</w:t>
       </w:r>
       <w:r>
         <w:rPr>
@@ -1048,6 +1092,132 @@
           <w:rFonts w:ascii="Hanken Grotesk" w:hAnsi="Hanken Grotesk"/>
         </w:rPr>
       </w:pPr>
+      <w:r>
+        <w:rPr>
+          <w:noProof/>
+        </w:rPr>
+        <w:lastRenderedPageBreak/>
+        <mc:AlternateContent>
+          <mc:Choice Requires="wps">
+            <w:drawing>
+              <wp:anchor distT="0" distB="0" distL="114300" distR="114300" simplePos="0" relativeHeight="251659264" behindDoc="0" locked="0" layoutInCell="1" allowOverlap="1" wp14:anchorId="6B297EE7" wp14:editId="25ABB74F">
+                <wp:simplePos x="0" y="0"/>
+                <wp:positionH relativeFrom="column">
+                  <wp:posOffset>0</wp:posOffset>
+                </wp:positionH>
+                <wp:positionV relativeFrom="paragraph">
+                  <wp:posOffset>1698171</wp:posOffset>
+                </wp:positionV>
+                <wp:extent cx="1552575" cy="740229"/>
+                <wp:effectExtent l="0" t="0" r="28575" b="22225"/>
+                <wp:wrapNone/>
+                <wp:docPr id="1070433734" name="Oval 13"/>
+                <wp:cNvGraphicFramePr/>
+                <a:graphic xmlns:a="http://schemas.openxmlformats.org/drawingml/2006/main">
+                  <a:graphicData uri="http://schemas.microsoft.com/office/word/2010/wordprocessingShape">
+                    <wps:wsp>
+                      <wps:cNvSpPr/>
+                      <wps:spPr>
+                        <a:xfrm>
+                          <a:off x="0" y="0"/>
+                          <a:ext cx="1552575" cy="740229"/>
+                        </a:xfrm>
+                        <a:prstGeom prst="ellipse">
+                          <a:avLst/>
+                        </a:prstGeom>
+                        <a:noFill/>
+                        <a:ln>
+                          <a:solidFill>
+                            <a:schemeClr val="bg2"/>
+                          </a:solidFill>
+                        </a:ln>
+                      </wps:spPr>
+                      <wps:style>
+                        <a:lnRef idx="0">
+                          <a:scrgbClr r="0" g="0" b="0"/>
+                        </a:lnRef>
+                        <a:fillRef idx="0">
+                          <a:scrgbClr r="0" g="0" b="0"/>
+                        </a:fillRef>
+                        <a:effectRef idx="0">
+                          <a:scrgbClr r="0" g="0" b="0"/>
+                        </a:effectRef>
+                        <a:fontRef idx="minor">
+                          <a:schemeClr val="accent2"/>
+                        </a:fontRef>
+                      </wps:style>
+                      <wps:bodyPr rot="0" spcFirstLastPara="0" vertOverflow="overflow" horzOverflow="overflow" vert="horz" wrap="square" lIns="91440" tIns="45720" rIns="91440" bIns="45720" numCol="1" spcCol="0" rtlCol="0" fromWordArt="0" anchor="ctr" anchorCtr="0" forceAA="0" compatLnSpc="1">
+                        <a:prstTxWarp prst="textNoShape">
+                          <a:avLst/>
+                        </a:prstTxWarp>
+                        <a:noAutofit/>
+                      </wps:bodyPr>
+                    </wps:wsp>
+                  </a:graphicData>
+                </a:graphic>
+              </wp:anchor>
+            </w:drawing>
+          </mc:Choice>
+          <mc:Fallback>
+            <w:pict>
+              <v:oval w14:anchorId="1E80E287" id="Oval 13" o:spid="_x0000_s1026" style="position:absolute;margin-left:0;margin-top:133.7pt;width:122.25pt;height:58.3pt;z-index:251659264;visibility:visible;mso-wrap-style:square;mso-wrap-distance-left:9pt;mso-wrap-distance-top:0;mso-wrap-distance-right:9pt;mso-wrap-distance-bottom:0;mso-position-horizontal:absolute;mso-position-horizontal-relative:text;mso-position-vertical:absolute;mso-position-vertical-relative:text;v-text-anchor:middle" o:gfxdata="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" filled="f" strokecolor="#e8e8e8 [3214]"/>
+            </w:pict>
+          </mc:Fallback>
+        </mc:AlternateContent>
+      </w:r>
+      <w:r>
+        <w:rPr>
+          <w:noProof/>
+        </w:rPr>
+        <w:drawing>
+          <wp:inline distT="0" distB="0" distL="0" distR="0" wp14:anchorId="2BDD52E3" wp14:editId="5A82084A">
+            <wp:extent cx="1552575" cy="3461796"/>
+            <wp:effectExtent l="0" t="0" r="0" b="5715"/>
+            <wp:docPr id="1285990058" name="Picture 1"/>
+            <wp:cNvGraphicFramePr>
+              <a:graphicFrameLocks xmlns:a="http://schemas.openxmlformats.org/drawingml/2006/main" noChangeAspect="1"/>
+            </wp:cNvGraphicFramePr>
+            <a:graphic xmlns:a="http://schemas.openxmlformats.org/drawingml/2006/main">
+              <a:graphicData uri="http://schemas.openxmlformats.org/drawingml/2006/picture">
+                <pic:pic xmlns:pic="http://schemas.openxmlformats.org/drawingml/2006/picture">
+                  <pic:nvPicPr>
+                    <pic:cNvPr id="0" name="Picture 1"/>
+                    <pic:cNvPicPr>
+                      <a:picLocks noChangeAspect="1" noChangeArrowheads="1"/>
+                    </pic:cNvPicPr>
+                  </pic:nvPicPr>
+                  <pic:blipFill>
+                    <a:blip r:embed="rId7" cstate="print">
+                      <a:extLst>
+                        <a:ext uri="{28A0092B-C50C-407E-A947-70E740481C1C}">
+                          <a14:useLocalDpi xmlns:a14="http://schemas.microsoft.com/office/drawing/2010/main" val="0"/>
+                        </a:ext>
+                      </a:extLst>
+                    </a:blip>
+                    <a:srcRect/>
+                    <a:stretch>
+                      <a:fillRect/>
+                    </a:stretch>
+                  </pic:blipFill>
+                  <pic:spPr bwMode="auto">
+                    <a:xfrm>
+                      <a:off x="0" y="0"/>
+                      <a:ext cx="1556457" cy="3470452"/>
+                    </a:xfrm>
+                    <a:prstGeom prst="rect">
+                      <a:avLst/>
+                    </a:prstGeom>
+                    <a:noFill/>
+                    <a:ln>
+                      <a:noFill/>
+                    </a:ln>
+                  </pic:spPr>
+                </pic:pic>
+              </a:graphicData>
+            </a:graphic>
+          </wp:inline>
+        </w:drawing>
+      </w:r>
     </w:p>
     <w:p>
       <w:pPr>
@@ -1064,12 +1234,8 @@
       <w:r>
         <w:rPr>
           <w:rFonts w:ascii="Hanken Grotesk" w:hAnsi="Hanken Grotesk"/>
-        </w:rPr>
-        <w:t xml:space="preserve">  </w:t>
-      </w:r>
-      <w:r>
-        <w:rPr>
-          <w:rFonts w:ascii="Hanken Grotesk" w:hAnsi="Hanken Grotesk"/>
+          <w:b/>
+          <w:bCs/>
         </w:rPr>
         <w:t>Settings</w:t>
       </w:r>
@@ -1077,12 +1243,6 @@
         <w:rPr>
           <w:rFonts w:ascii="Hanken Grotesk" w:hAnsi="Hanken Grotesk"/>
         </w:rPr>
-        <w:t xml:space="preserve">  </w:t>
-      </w:r>
-      <w:r>
-        <w:rPr>
-          <w:rFonts w:ascii="Hanken Grotesk" w:hAnsi="Hanken Grotesk"/>
-        </w:rPr>
         <w:t>.</w:t>
       </w:r>
     </w:p>
@@ -1101,12 +1261,8 @@
       <w:r>
         <w:rPr>
           <w:rFonts w:ascii="Hanken Grotesk" w:hAnsi="Hanken Grotesk"/>
-        </w:rPr>
-        <w:t xml:space="preserve">  </w:t>
-      </w:r>
-      <w:r>
-        <w:rPr>
-          <w:rFonts w:ascii="Hanken Grotesk" w:hAnsi="Hanken Grotesk"/>
+          <w:b/>
+          <w:bCs/>
         </w:rPr>
         <w:t>Biometric Lock</w:t>
       </w:r>
@@ -1114,13 +1270,13 @@
         <w:rPr>
           <w:rFonts w:ascii="Hanken Grotesk" w:hAnsi="Hanken Grotesk"/>
         </w:rPr>
-        <w:t xml:space="preserve">  </w:t>
-      </w:r>
-      <w:r>
-        <w:rPr>
-          <w:rFonts w:ascii="Hanken Grotesk" w:hAnsi="Hanken Grotesk"/>
-        </w:rPr>
-        <w:t xml:space="preserve"> under Security.</w:t>
+        <w:t xml:space="preserve"> </w:t>
+      </w:r>
+      <w:r>
+        <w:rPr>
+          <w:rFonts w:ascii="Hanken Grotesk" w:hAnsi="Hanken Grotesk"/>
+        </w:rPr>
+        <w:t>under Security.</w:t>
       </w:r>
     </w:p>
     <w:p>
@@ -1155,21 +1311,118 @@
           <w:rFonts w:ascii="Hanken Grotesk" w:hAnsi="Hanken Grotesk"/>
         </w:rPr>
       </w:pPr>
-    </w:p>
-    <w:p>
-      <w:pPr>
-        <w:rPr>
-          <w:rFonts w:ascii="Hanken Grotesk" w:hAnsi="Hanken Grotesk"/>
-        </w:rPr>
-      </w:pPr>
-      <w:r>
-        <w:rPr>
-          <w:rFonts w:ascii="Hanken Grotesk" w:hAnsi="Hanken Grotesk"/>
-        </w:rPr>
-        <w:lastRenderedPageBreak/>
-        <w:t>Biometric locking is available only when the device supports biometrics and has them configured. It does not replace the account password.</w:t>
-      </w:r>
-    </w:p>
+      <w:r>
+        <w:rPr>
+          <w:noProof/>
+        </w:rPr>
+        <w:drawing>
+          <wp:inline distT="0" distB="0" distL="0" distR="0" wp14:anchorId="4590E2EA" wp14:editId="21ECA3DE">
+            <wp:extent cx="1469571" cy="3274628"/>
+            <wp:effectExtent l="0" t="0" r="0" b="2540"/>
+            <wp:docPr id="1927601062" name="Picture 4"/>
+            <wp:cNvGraphicFramePr>
+              <a:graphicFrameLocks xmlns:a="http://schemas.openxmlformats.org/drawingml/2006/main" noChangeAspect="1"/>
+            </wp:cNvGraphicFramePr>
+            <a:graphic xmlns:a="http://schemas.openxmlformats.org/drawingml/2006/main">
+              <a:graphicData uri="http://schemas.openxmlformats.org/drawingml/2006/picture">
+                <pic:pic xmlns:pic="http://schemas.openxmlformats.org/drawingml/2006/picture">
+                  <pic:nvPicPr>
+                    <pic:cNvPr id="0" name="Picture 7"/>
+                    <pic:cNvPicPr>
+                      <a:picLocks noChangeAspect="1" noChangeArrowheads="1"/>
+                    </pic:cNvPicPr>
+                  </pic:nvPicPr>
+                  <pic:blipFill>
+                    <a:blip r:embed="rId8" cstate="print">
+                      <a:extLst>
+                        <a:ext uri="{28A0092B-C50C-407E-A947-70E740481C1C}">
+                          <a14:useLocalDpi xmlns:a14="http://schemas.microsoft.com/office/drawing/2010/main" val="0"/>
+                        </a:ext>
+                      </a:extLst>
+                    </a:blip>
+                    <a:srcRect/>
+                    <a:stretch>
+                      <a:fillRect/>
+                    </a:stretch>
+                  </pic:blipFill>
+                  <pic:spPr bwMode="auto">
+                    <a:xfrm>
+                      <a:off x="0" y="0"/>
+                      <a:ext cx="1470649" cy="3277029"/>
+                    </a:xfrm>
+                    <a:prstGeom prst="rect">
+                      <a:avLst/>
+                    </a:prstGeom>
+                    <a:noFill/>
+                    <a:ln>
+                      <a:noFill/>
+                    </a:ln>
+                  </pic:spPr>
+                </pic:pic>
+              </a:graphicData>
+            </a:graphic>
+          </wp:inline>
+        </w:drawing>
+      </w:r>
+    </w:p>
+    <w:p>
+      <w:pPr>
+        <w:rPr>
+          <w:rFonts w:ascii="Hanken Grotesk" w:hAnsi="Hanken Grotesk"/>
+        </w:rPr>
+      </w:pPr>
+    </w:p>
+    <w:p>
+      <w:pPr>
+        <w:rPr>
+          <w:rFonts w:ascii="Hanken Grotesk" w:hAnsi="Hanken Grotesk"/>
+        </w:rPr>
+      </w:pPr>
+    </w:p>
+    <w:tbl>
+      <w:tblPr>
+        <w:tblStyle w:val="TableGrid"/>
+        <w:tblW w:w="0" w:type="auto"/>
+        <w:tblLook w:val="04A0" w:firstRow="1" w:lastRow="0" w:firstColumn="1" w:lastColumn="0" w:noHBand="0" w:noVBand="1"/>
+      </w:tblPr>
+      <w:tblGrid>
+        <w:gridCol w:w="9016"/>
+      </w:tblGrid>
+      <w:tr>
+        <w:tc>
+          <w:tcPr>
+            <w:tcW w:w="9016" w:type="dxa"/>
+          </w:tcPr>
+          <w:p>
+            <w:pPr>
+              <w:rPr>
+                <w:rFonts w:ascii="Hanken Grotesk" w:hAnsi="Hanken Grotesk"/>
+              </w:rPr>
+            </w:pPr>
+            <w:r>
+              <w:rPr>
+                <w:rFonts w:ascii="Hanken Grotesk" w:hAnsi="Hanken Grotesk"/>
+              </w:rPr>
+              <w:lastRenderedPageBreak/>
+              <w:t xml:space="preserve">Note: </w:t>
+            </w:r>
+            <w:r>
+              <w:rPr>
+                <w:rFonts w:ascii="Hanken Grotesk" w:hAnsi="Hanken Grotesk"/>
+              </w:rPr>
+              <w:t>Biometric locking is available only when the device supports biometrics and has them configured. It does not replace the account password.</w:t>
+            </w:r>
+          </w:p>
+          <w:p>
+            <w:pPr>
+              <w:rPr>
+                <w:rFonts w:ascii="Hanken Grotesk" w:hAnsi="Hanken Grotesk"/>
+              </w:rPr>
+            </w:pPr>
+          </w:p>
+        </w:tc>
+      </w:tr>
+    </w:tbl>
     <w:p>
       <w:pPr>
         <w:rPr>
@@ -1242,7 +1495,7 @@
                     <pic:cNvPicPr/>
                   </pic:nvPicPr>
                   <pic:blipFill>
-                    <a:blip r:embed="rId7"/>
+                    <a:blip r:embed="rId9"/>
                     <a:stretch>
                       <a:fillRect/>
                     </a:stretch>
@@ -1514,27 +1767,6 @@
           <w:rFonts w:ascii="Hanken Grotesk" w:hAnsi="Hanken Grotesk"/>
         </w:rPr>
       </w:pPr>
-    </w:p>
-    <w:p>
-      <w:pPr>
-        <w:rPr>
-          <w:rFonts w:ascii="Hanken Grotesk" w:hAnsi="Hanken Grotesk"/>
-        </w:rPr>
-      </w:pPr>
-    </w:p>
-    <w:p>
-      <w:pPr>
-        <w:rPr>
-          <w:rFonts w:ascii="Hanken Grotesk" w:hAnsi="Hanken Grotesk"/>
-        </w:rPr>
-      </w:pPr>
-    </w:p>
-    <w:p>
-      <w:pPr>
-        <w:rPr>
-          <w:rFonts w:ascii="Hanken Grotesk" w:hAnsi="Hanken Grotesk"/>
-        </w:rPr>
-      </w:pPr>
       <w:r>
         <w:rPr>
           <w:rFonts w:ascii="Hanken Grotesk" w:hAnsi="Hanken Grotesk"/>
@@ -1555,7 +1787,7 @@
           <w:noProof/>
         </w:rPr>
         <w:drawing>
-          <wp:inline distT="0" distB="0" distL="0" distR="0" wp14:anchorId="548AF1F4" wp14:editId="4D2C07FF">
+          <wp:inline distT="0" distB="0" distL="0" distR="0" wp14:anchorId="548AF1F4" wp14:editId="2FFD17DC">
             <wp:extent cx="2865120" cy="490111"/>
             <wp:effectExtent l="0" t="0" r="0" b="5715"/>
             <wp:docPr id="342593848" name="Picture 4"/>
@@ -1572,7 +1804,7 @@
                     </pic:cNvPicPr>
                   </pic:nvPicPr>
                   <pic:blipFill>
-                    <a:blip r:embed="rId8" cstate="print">
+                    <a:blip r:embed="rId10" cstate="print">
                       <a:extLst>
                         <a:ext uri="{28A0092B-C50C-407E-A947-70E740481C1C}">
                           <a14:useLocalDpi xmlns:a14="http://schemas.microsoft.com/office/drawing/2010/main" val="0"/>
@@ -1813,7 +2045,7 @@
               <w:rPr>
                 <w:rFonts w:ascii="Hanken Grotesk" w:hAnsi="Hanken Grotesk"/>
               </w:rPr>
-              <w:t>Opens friends page.</w:t>
+              <w:t>Open friends page.</w:t>
             </w:r>
           </w:p>
         </w:tc>
@@ -1836,37 +2068,100 @@
         <w:rPr>
           <w:rFonts w:ascii="Hanken Grotesk" w:hAnsi="Hanken Grotesk"/>
         </w:rPr>
-        <w:t>Use the bordered back-arrow button on secondary pages to return to the previous page.</w:t>
-      </w:r>
-    </w:p>
-    <w:p>
-      <w:pPr>
-        <w:rPr>
-          <w:rFonts w:ascii="Hanken Grotesk" w:hAnsi="Hanken Grotesk"/>
-        </w:rPr>
-      </w:pPr>
-    </w:p>
-    <w:p>
-      <w:pPr>
-        <w:rPr>
-          <w:rFonts w:ascii="Hanken Grotesk" w:hAnsi="Hanken Grotesk"/>
-        </w:rPr>
-      </w:pPr>
-    </w:p>
-    <w:p>
-      <w:pPr>
-        <w:rPr>
-          <w:rFonts w:ascii="Hanken Grotesk" w:hAnsi="Hanken Grotesk"/>
-          <w:b/>
-          <w:bCs/>
-        </w:rPr>
-      </w:pPr>
-      <w:r>
-        <w:rPr>
-          <w:rFonts w:ascii="Hanken Grotesk" w:hAnsi="Hanken Grotesk"/>
-          <w:b/>
-          <w:bCs/>
-        </w:rPr>
+        <w:t>Use the bordered back-arrow button on secondary pages to return to the previous page</w:t>
+      </w:r>
+      <w:r>
+        <w:rPr>
+          <w:rFonts w:ascii="Hanken Grotesk" w:hAnsi="Hanken Grotesk"/>
+        </w:rPr>
+        <w:t>.</w:t>
+      </w:r>
+    </w:p>
+    <w:p>
+      <w:pPr>
+        <w:rPr>
+          <w:rFonts w:ascii="Hanken Grotesk" w:hAnsi="Hanken Grotesk"/>
+        </w:rPr>
+      </w:pPr>
+    </w:p>
+    <w:p>
+      <w:pPr>
+        <w:rPr>
+          <w:rFonts w:ascii="Hanken Grotesk" w:hAnsi="Hanken Grotesk"/>
+        </w:rPr>
+      </w:pPr>
+    </w:p>
+    <w:p>
+      <w:pPr>
+        <w:rPr>
+          <w:rFonts w:ascii="Hanken Grotesk" w:hAnsi="Hanken Grotesk"/>
+        </w:rPr>
+      </w:pPr>
+    </w:p>
+    <w:p>
+      <w:pPr>
+        <w:rPr>
+          <w:rFonts w:ascii="Hanken Grotesk" w:hAnsi="Hanken Grotesk"/>
+        </w:rPr>
+      </w:pPr>
+    </w:p>
+    <w:p>
+      <w:pPr>
+        <w:rPr>
+          <w:rFonts w:ascii="Hanken Grotesk" w:hAnsi="Hanken Grotesk"/>
+        </w:rPr>
+      </w:pPr>
+    </w:p>
+    <w:p>
+      <w:pPr>
+        <w:rPr>
+          <w:rFonts w:ascii="Hanken Grotesk" w:hAnsi="Hanken Grotesk"/>
+        </w:rPr>
+      </w:pPr>
+    </w:p>
+    <w:p>
+      <w:pPr>
+        <w:rPr>
+          <w:rFonts w:ascii="Hanken Grotesk" w:hAnsi="Hanken Grotesk"/>
+        </w:rPr>
+      </w:pPr>
+    </w:p>
+    <w:p>
+      <w:pPr>
+        <w:rPr>
+          <w:rFonts w:ascii="Hanken Grotesk" w:hAnsi="Hanken Grotesk"/>
+        </w:rPr>
+      </w:pPr>
+    </w:p>
+    <w:p>
+      <w:pPr>
+        <w:rPr>
+          <w:rFonts w:ascii="Hanken Grotesk" w:hAnsi="Hanken Grotesk"/>
+        </w:rPr>
+      </w:pPr>
+    </w:p>
+    <w:p>
+      <w:pPr>
+        <w:rPr>
+          <w:rFonts w:ascii="Hanken Grotesk" w:hAnsi="Hanken Grotesk"/>
+        </w:rPr>
+      </w:pPr>
+    </w:p>
+    <w:p>
+      <w:pPr>
+        <w:rPr>
+          <w:rFonts w:ascii="Hanken Grotesk" w:hAnsi="Hanken Grotesk"/>
+          <w:b/>
+          <w:bCs/>
+        </w:rPr>
+      </w:pPr>
+      <w:r>
+        <w:rPr>
+          <w:rFonts w:ascii="Hanken Grotesk" w:hAnsi="Hanken Grotesk"/>
+          <w:b/>
+          <w:bCs/>
+        </w:rPr>
+        <w:lastRenderedPageBreak/>
         <w:t>4. Understand the Dashboard</w:t>
       </w:r>
     </w:p>
@@ -1893,7 +2188,88 @@
         <w:rPr>
           <w:noProof/>
         </w:rPr>
-        <w:lastRenderedPageBreak/>
+        <mc:AlternateContent>
+          <mc:Choice Requires="wps">
+            <w:drawing>
+              <wp:anchor distT="0" distB="0" distL="114300" distR="114300" simplePos="0" relativeHeight="251660288" behindDoc="0" locked="0" layoutInCell="1" allowOverlap="1" wp14:anchorId="1544513D" wp14:editId="1A1C05F6">
+                <wp:simplePos x="0" y="0"/>
+                <wp:positionH relativeFrom="column">
+                  <wp:posOffset>-54429</wp:posOffset>
+                </wp:positionH>
+                <wp:positionV relativeFrom="paragraph">
+                  <wp:posOffset>3844834</wp:posOffset>
+                </wp:positionV>
+                <wp:extent cx="674915" cy="283029"/>
+                <wp:effectExtent l="0" t="0" r="11430" b="22225"/>
+                <wp:wrapNone/>
+                <wp:docPr id="992815623" name="Oval 14"/>
+                <wp:cNvGraphicFramePr/>
+                <a:graphic xmlns:a="http://schemas.openxmlformats.org/drawingml/2006/main">
+                  <a:graphicData uri="http://schemas.microsoft.com/office/word/2010/wordprocessingShape">
+                    <wps:wsp>
+                      <wps:cNvSpPr/>
+                      <wps:spPr>
+                        <a:xfrm>
+                          <a:off x="0" y="0"/>
+                          <a:ext cx="674915" cy="283029"/>
+                        </a:xfrm>
+                        <a:prstGeom prst="ellipse">
+                          <a:avLst/>
+                        </a:prstGeom>
+                        <a:noFill/>
+                        <a:ln>
+                          <a:solidFill>
+                            <a:schemeClr val="bg2"/>
+                          </a:solidFill>
+                        </a:ln>
+                      </wps:spPr>
+                      <wps:style>
+                        <a:lnRef idx="2">
+                          <a:schemeClr val="accent1">
+                            <a:shade val="15000"/>
+                          </a:schemeClr>
+                        </a:lnRef>
+                        <a:fillRef idx="1">
+                          <a:schemeClr val="accent1"/>
+                        </a:fillRef>
+                        <a:effectRef idx="0">
+                          <a:schemeClr val="accent1"/>
+                        </a:effectRef>
+                        <a:fontRef idx="minor">
+                          <a:schemeClr val="lt1"/>
+                        </a:fontRef>
+                      </wps:style>
+                      <wps:bodyPr rot="0" spcFirstLastPara="0" vertOverflow="overflow" horzOverflow="overflow" vert="horz" wrap="square" lIns="91440" tIns="45720" rIns="91440" bIns="45720" numCol="1" spcCol="0" rtlCol="0" fromWordArt="0" anchor="ctr" anchorCtr="0" forceAA="0" compatLnSpc="1">
+                        <a:prstTxWarp prst="textNoShape">
+                          <a:avLst/>
+                        </a:prstTxWarp>
+                        <a:noAutofit/>
+                      </wps:bodyPr>
+                    </wps:wsp>
+                  </a:graphicData>
+                </a:graphic>
+                <wp14:sizeRelH relativeFrom="margin">
+                  <wp14:pctWidth>0</wp14:pctWidth>
+                </wp14:sizeRelH>
+                <wp14:sizeRelV relativeFrom="margin">
+                  <wp14:pctHeight>0</wp14:pctHeight>
+                </wp14:sizeRelV>
+              </wp:anchor>
+            </w:drawing>
+          </mc:Choice>
+          <mc:Fallback>
+            <w:pict>
+              <v:oval w14:anchorId="5B54F88B" id="Oval 14" o:spid="_x0000_s1026" style="position:absolute;margin-left:-4.3pt;margin-top:302.75pt;width:53.15pt;height:22.3pt;z-index:251660288;visibility:visible;mso-wrap-style:square;mso-width-percent:0;mso-height-percent:0;mso-wrap-distance-left:9pt;mso-wrap-distance-top:0;mso-wrap-distance-right:9pt;mso-wrap-distance-bottom:0;mso-position-horizontal:absolute;mso-position-horizontal-relative:text;mso-position-vertical:absolute;mso-position-vertical-relative:text;mso-width-percent:0;mso-height-percent:0;mso-width-relative:margin;mso-height-relative:margin;v-text-anchor:middle" o:gfxdata="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" filled="f" strokecolor="#e8e8e8 [3214]" strokeweight="1pt">
+                <v:stroke joinstyle="miter"/>
+              </v:oval>
+            </w:pict>
+          </mc:Fallback>
+        </mc:AlternateContent>
+      </w:r>
+      <w:r>
+        <w:rPr>
+          <w:noProof/>
+        </w:rPr>
         <w:drawing>
           <wp:inline distT="0" distB="0" distL="0" distR="0" wp14:anchorId="1E57E7A1" wp14:editId="7E48FD8F">
             <wp:extent cx="1978024" cy="4410425"/>
@@ -1912,7 +2288,7 @@
                     </pic:cNvPicPr>
                   </pic:nvPicPr>
                   <pic:blipFill>
-                    <a:blip r:embed="rId9" cstate="print">
+                    <a:blip r:embed="rId11" cstate="print">
                       <a:extLst>
                         <a:ext uri="{28A0092B-C50C-407E-A947-70E740481C1C}">
                           <a14:useLocalDpi xmlns:a14="http://schemas.microsoft.com/office/drawing/2010/main" val="0"/>
@@ -2023,13 +2399,7 @@
         <w:rPr>
           <w:rFonts w:ascii="Hanken Grotesk" w:hAnsi="Hanken Grotesk"/>
         </w:rPr>
-        <w:t>Use the Dashboard date control to inspect another date where available</w:t>
-      </w:r>
-      <w:r>
-        <w:rPr>
-          <w:rFonts w:ascii="Hanken Grotesk" w:hAnsi="Hanken Grotesk"/>
-        </w:rPr>
-        <w:t>.</w:t>
+        <w:t>Use the Dashboard date control to inspect another date where available.</w:t>
       </w:r>
     </w:p>
     <w:p>
@@ -2052,6 +2422,124 @@
     </w:p>
     <w:p>
       <w:pPr>
+        <w:pStyle w:val="ListParagraph"/>
+        <w:rPr>
+          <w:rFonts w:ascii="Hanken Grotesk" w:hAnsi="Hanken Grotesk"/>
+        </w:rPr>
+      </w:pPr>
+      <w:r>
+        <w:rPr>
+          <w:noProof/>
+        </w:rPr>
+        <w:lastRenderedPageBreak/>
+        <w:drawing>
+          <wp:inline distT="0" distB="0" distL="0" distR="0" wp14:anchorId="045311DA" wp14:editId="08EAF72B">
+            <wp:extent cx="2220686" cy="4948329"/>
+            <wp:effectExtent l="0" t="0" r="8255" b="5080"/>
+            <wp:docPr id="389655634" name="Picture 10"/>
+            <wp:cNvGraphicFramePr>
+              <a:graphicFrameLocks xmlns:a="http://schemas.openxmlformats.org/drawingml/2006/main" noChangeAspect="1"/>
+            </wp:cNvGraphicFramePr>
+            <a:graphic xmlns:a="http://schemas.openxmlformats.org/drawingml/2006/main">
+              <a:graphicData uri="http://schemas.openxmlformats.org/drawingml/2006/picture">
+                <pic:pic xmlns:pic="http://schemas.openxmlformats.org/drawingml/2006/picture">
+                  <pic:nvPicPr>
+                    <pic:cNvPr id="0" name="Picture 19"/>
+                    <pic:cNvPicPr>
+                      <a:picLocks noChangeAspect="1" noChangeArrowheads="1"/>
+                    </pic:cNvPicPr>
+                  </pic:nvPicPr>
+                  <pic:blipFill>
+                    <a:blip r:embed="rId12" cstate="print">
+                      <a:extLst>
+                        <a:ext uri="{28A0092B-C50C-407E-A947-70E740481C1C}">
+                          <a14:useLocalDpi xmlns:a14="http://schemas.microsoft.com/office/drawing/2010/main" val="0"/>
+                        </a:ext>
+                      </a:extLst>
+                    </a:blip>
+                    <a:srcRect/>
+                    <a:stretch>
+                      <a:fillRect/>
+                    </a:stretch>
+                  </pic:blipFill>
+                  <pic:spPr bwMode="auto">
+                    <a:xfrm>
+                      <a:off x="0" y="0"/>
+                      <a:ext cx="2222330" cy="4951991"/>
+                    </a:xfrm>
+                    <a:prstGeom prst="rect">
+                      <a:avLst/>
+                    </a:prstGeom>
+                    <a:noFill/>
+                    <a:ln>
+                      <a:noFill/>
+                    </a:ln>
+                  </pic:spPr>
+                </pic:pic>
+              </a:graphicData>
+            </a:graphic>
+          </wp:inline>
+        </w:drawing>
+      </w:r>
+      <w:r>
+        <w:t xml:space="preserve"> </w:t>
+      </w:r>
+      <w:r>
+        <w:rPr>
+          <w:noProof/>
+        </w:rPr>
+        <w:drawing>
+          <wp:inline distT="0" distB="0" distL="0" distR="0" wp14:anchorId="50C7A317" wp14:editId="439B3D7E">
+            <wp:extent cx="2222782" cy="4953000"/>
+            <wp:effectExtent l="0" t="0" r="6350" b="0"/>
+            <wp:docPr id="473183603" name="Picture 11"/>
+            <wp:cNvGraphicFramePr>
+              <a:graphicFrameLocks xmlns:a="http://schemas.openxmlformats.org/drawingml/2006/main" noChangeAspect="1"/>
+            </wp:cNvGraphicFramePr>
+            <a:graphic xmlns:a="http://schemas.openxmlformats.org/drawingml/2006/main">
+              <a:graphicData uri="http://schemas.openxmlformats.org/drawingml/2006/picture">
+                <pic:pic xmlns:pic="http://schemas.openxmlformats.org/drawingml/2006/picture">
+                  <pic:nvPicPr>
+                    <pic:cNvPr id="0" name="Picture 21"/>
+                    <pic:cNvPicPr>
+                      <a:picLocks noChangeAspect="1" noChangeArrowheads="1"/>
+                    </pic:cNvPicPr>
+                  </pic:nvPicPr>
+                  <pic:blipFill>
+                    <a:blip r:embed="rId13" cstate="print">
+                      <a:extLst>
+                        <a:ext uri="{28A0092B-C50C-407E-A947-70E740481C1C}">
+                          <a14:useLocalDpi xmlns:a14="http://schemas.microsoft.com/office/drawing/2010/main" val="0"/>
+                        </a:ext>
+                      </a:extLst>
+                    </a:blip>
+                    <a:srcRect/>
+                    <a:stretch>
+                      <a:fillRect/>
+                    </a:stretch>
+                  </pic:blipFill>
+                  <pic:spPr bwMode="auto">
+                    <a:xfrm>
+                      <a:off x="0" y="0"/>
+                      <a:ext cx="2229324" cy="4967577"/>
+                    </a:xfrm>
+                    <a:prstGeom prst="rect">
+                      <a:avLst/>
+                    </a:prstGeom>
+                    <a:noFill/>
+                    <a:ln>
+                      <a:noFill/>
+                    </a:ln>
+                  </pic:spPr>
+                </pic:pic>
+              </a:graphicData>
+            </a:graphic>
+          </wp:inline>
+        </w:drawing>
+      </w:r>
+    </w:p>
+    <w:p>
+      <w:pPr>
         <w:numPr>
           <w:ilvl w:val="0"/>
           <w:numId w:val="6"/>
@@ -2070,7 +2558,21 @@
         <w:rPr>
           <w:rFonts w:ascii="Hanken Grotesk" w:hAnsi="Hanken Grotesk"/>
         </w:rPr>
-        <w:t>Tap an available report or insight action to open its detail screen.</w:t>
+        <w:t xml:space="preserve"> </w:t>
+      </w:r>
+      <w:proofErr w:type="gramStart"/>
+      <w:r>
+        <w:rPr>
+          <w:rFonts w:ascii="Hanken Grotesk" w:hAnsi="Hanken Grotesk"/>
+        </w:rPr>
+        <w:t>Tap</w:t>
+      </w:r>
+      <w:proofErr w:type="gramEnd"/>
+      <w:r>
+        <w:rPr>
+          <w:rFonts w:ascii="Hanken Grotesk" w:hAnsi="Hanken Grotesk"/>
+        </w:rPr>
+        <w:t xml:space="preserve"> an available report or insight action to open its detail screen.</w:t>
       </w:r>
     </w:p>
     <w:p>
@@ -2188,7 +2690,6 @@
         <w:rPr>
           <w:rFonts w:ascii="Hanken Grotesk" w:hAnsi="Hanken Grotesk"/>
         </w:rPr>
-        <w:lastRenderedPageBreak/>
         <w:t>Predictive spending information when enough history is available.</w:t>
       </w:r>
     </w:p>
@@ -2335,7 +2836,7 @@
                     </pic:cNvPicPr>
                   </pic:nvPicPr>
                   <pic:blipFill>
-                    <a:blip r:embed="rId10" cstate="print">
+                    <a:blip r:embed="rId14" cstate="print">
                       <a:extLst>
                         <a:ext uri="{28A0092B-C50C-407E-A947-70E740481C1C}">
                           <a14:useLocalDpi xmlns:a14="http://schemas.microsoft.com/office/drawing/2010/main" val="0"/>
@@ -2438,22 +2939,12 @@
           <w:bCs/>
         </w:rPr>
       </w:pPr>
-    </w:p>
-    <w:p>
-      <w:pPr>
-        <w:rPr>
-          <w:rFonts w:ascii="Hanken Grotesk" w:hAnsi="Hanken Grotesk"/>
-          <w:b/>
-          <w:bCs/>
-        </w:rPr>
-      </w:pPr>
-      <w:r>
-        <w:rPr>
-          <w:rFonts w:ascii="Hanken Grotesk" w:hAnsi="Hanken Grotesk"/>
-          <w:b/>
-          <w:bCs/>
-        </w:rPr>
-        <w:lastRenderedPageBreak/>
+      <w:r>
+        <w:rPr>
+          <w:rFonts w:ascii="Hanken Grotesk" w:hAnsi="Hanken Grotesk"/>
+          <w:b/>
+          <w:bCs/>
+        </w:rPr>
         <w:t>Add a transaction</w:t>
       </w:r>
     </w:p>
@@ -2529,6 +3020,7 @@
         <w:rPr>
           <w:noProof/>
         </w:rPr>
+        <w:lastRenderedPageBreak/>
         <w:drawing>
           <wp:inline distT="0" distB="0" distL="0" distR="0" wp14:anchorId="5E94D8DC" wp14:editId="4008FD09">
             <wp:extent cx="1569720" cy="3500024"/>
@@ -2547,7 +3039,7 @@
                     </pic:cNvPicPr>
                   </pic:nvPicPr>
                   <pic:blipFill>
-                    <a:blip r:embed="rId11" cstate="print">
+                    <a:blip r:embed="rId15" cstate="print">
                       <a:extLst>
                         <a:ext uri="{28A0092B-C50C-407E-A947-70E740481C1C}">
                           <a14:useLocalDpi xmlns:a14="http://schemas.microsoft.com/office/drawing/2010/main" val="0"/>
@@ -2604,9 +3096,12 @@
         </w:rPr>
         <w:t xml:space="preserve">  </w:t>
       </w:r>
-      <w:r>
-        <w:rPr>
-          <w:rFonts w:ascii="Hanken Grotesk" w:hAnsi="Hanken Grotesk"/>
+      <w:proofErr w:type="gramStart"/>
+      <w:r>
+        <w:rPr>
+          <w:rFonts w:ascii="Hanken Grotesk" w:hAnsi="Hanken Grotesk"/>
+          <w:b/>
+          <w:bCs/>
         </w:rPr>
         <w:t>Income</w:t>
       </w:r>
@@ -2620,17 +3115,21 @@
         <w:rPr>
           <w:rFonts w:ascii="Hanken Grotesk" w:hAnsi="Hanken Grotesk"/>
         </w:rPr>
-        <w:t xml:space="preserve"> or </w:t>
-      </w:r>
+        <w:t>or</w:t>
+      </w:r>
+      <w:proofErr w:type="gramEnd"/>
       <w:r>
         <w:rPr>
           <w:rFonts w:ascii="Hanken Grotesk" w:hAnsi="Hanken Grotesk"/>
         </w:rPr>
         <w:t xml:space="preserve">  </w:t>
       </w:r>
-      <w:r>
-        <w:rPr>
-          <w:rFonts w:ascii="Hanken Grotesk" w:hAnsi="Hanken Grotesk"/>
+      <w:proofErr w:type="gramStart"/>
+      <w:r>
+        <w:rPr>
+          <w:rFonts w:ascii="Hanken Grotesk" w:hAnsi="Hanken Grotesk"/>
+          <w:b/>
+          <w:bCs/>
         </w:rPr>
         <w:t>Expense</w:t>
       </w:r>
@@ -2638,93 +3137,106 @@
         <w:rPr>
           <w:rFonts w:ascii="Hanken Grotesk" w:hAnsi="Hanken Grotesk"/>
         </w:rPr>
+        <w:t xml:space="preserve"> </w:t>
+      </w:r>
+      <w:r>
+        <w:rPr>
+          <w:rFonts w:ascii="Hanken Grotesk" w:hAnsi="Hanken Grotesk"/>
+        </w:rPr>
+        <w:t>.</w:t>
+      </w:r>
+      <w:proofErr w:type="gramEnd"/>
+    </w:p>
+    <w:p>
+      <w:pPr>
+        <w:ind w:left="720"/>
+        <w:rPr>
+          <w:rFonts w:ascii="Hanken Grotesk" w:hAnsi="Hanken Grotesk"/>
+        </w:rPr>
+      </w:pPr>
+      <w:r>
+        <w:rPr>
+          <w:rFonts w:ascii="Hanken Grotesk" w:hAnsi="Hanken Grotesk"/>
+        </w:rPr>
+        <w:t>4. Enter a description and amount.</w:t>
+      </w:r>
+    </w:p>
+    <w:p>
+      <w:pPr>
+        <w:ind w:left="720"/>
+        <w:rPr>
+          <w:rFonts w:ascii="Hanken Grotesk" w:hAnsi="Hanken Grotesk"/>
+        </w:rPr>
+      </w:pPr>
+      <w:r>
+        <w:rPr>
+          <w:rFonts w:ascii="Hanken Grotesk" w:hAnsi="Hanken Grotesk"/>
+        </w:rPr>
+        <w:t>5. Select the date and category.</w:t>
+      </w:r>
+    </w:p>
+    <w:p>
+      <w:pPr>
+        <w:ind w:left="720"/>
+        <w:rPr>
+          <w:rFonts w:ascii="Hanken Grotesk" w:hAnsi="Hanken Grotesk"/>
+        </w:rPr>
+      </w:pPr>
+      <w:r>
+        <w:rPr>
+          <w:rFonts w:ascii="Hanken Grotesk" w:hAnsi="Hanken Grotesk"/>
+        </w:rPr>
+        <w:t>6. Select a budget if the transaction should belong to one.</w:t>
+      </w:r>
+    </w:p>
+    <w:p>
+      <w:pPr>
+        <w:ind w:left="720"/>
+        <w:rPr>
+          <w:rFonts w:ascii="Hanken Grotesk" w:hAnsi="Hanken Grotesk"/>
+        </w:rPr>
+      </w:pPr>
+      <w:r>
+        <w:rPr>
+          <w:rFonts w:ascii="Hanken Grotesk" w:hAnsi="Hanken Grotesk"/>
+        </w:rPr>
+        <w:t xml:space="preserve">7. </w:t>
+      </w:r>
+      <w:proofErr w:type="gramStart"/>
+      <w:r>
+        <w:rPr>
+          <w:rFonts w:ascii="Hanken Grotesk" w:hAnsi="Hanken Grotesk"/>
+        </w:rPr>
+        <w:t xml:space="preserve">Tap </w:t>
+      </w:r>
+      <w:r>
+        <w:rPr>
+          <w:rFonts w:ascii="Hanken Grotesk" w:hAnsi="Hanken Grotesk"/>
+        </w:rPr>
+        <w:t xml:space="preserve"> </w:t>
+      </w:r>
+      <w:r>
+        <w:rPr>
+          <w:rFonts w:ascii="Hanken Grotesk" w:hAnsi="Hanken Grotesk"/>
+          <w:b/>
+          <w:bCs/>
+        </w:rPr>
+        <w:t>Add</w:t>
+      </w:r>
+      <w:proofErr w:type="gramEnd"/>
+      <w:r>
+        <w:rPr>
+          <w:rFonts w:ascii="Hanken Grotesk" w:hAnsi="Hanken Grotesk"/>
+          <w:b/>
+          <w:bCs/>
+        </w:rPr>
         <w:t xml:space="preserve">  </w:t>
       </w:r>
       <w:r>
         <w:rPr>
           <w:rFonts w:ascii="Hanken Grotesk" w:hAnsi="Hanken Grotesk"/>
         </w:rPr>
-        <w:t>.</w:t>
-      </w:r>
-    </w:p>
-    <w:p>
-      <w:pPr>
-        <w:ind w:left="720"/>
-        <w:rPr>
-          <w:rFonts w:ascii="Hanken Grotesk" w:hAnsi="Hanken Grotesk"/>
-        </w:rPr>
-      </w:pPr>
-      <w:r>
-        <w:rPr>
-          <w:rFonts w:ascii="Hanken Grotesk" w:hAnsi="Hanken Grotesk"/>
-        </w:rPr>
-        <w:t>4. Enter a description and amount.</w:t>
-      </w:r>
-    </w:p>
-    <w:p>
-      <w:pPr>
-        <w:ind w:left="720"/>
-        <w:rPr>
-          <w:rFonts w:ascii="Hanken Grotesk" w:hAnsi="Hanken Grotesk"/>
-        </w:rPr>
-      </w:pPr>
-      <w:r>
-        <w:rPr>
-          <w:rFonts w:ascii="Hanken Grotesk" w:hAnsi="Hanken Grotesk"/>
-        </w:rPr>
-        <w:t>5. Select the date and category.</w:t>
-      </w:r>
-    </w:p>
-    <w:p>
-      <w:pPr>
-        <w:ind w:left="720"/>
-        <w:rPr>
-          <w:rFonts w:ascii="Hanken Grotesk" w:hAnsi="Hanken Grotesk"/>
-        </w:rPr>
-      </w:pPr>
-      <w:r>
-        <w:rPr>
-          <w:rFonts w:ascii="Hanken Grotesk" w:hAnsi="Hanken Grotesk"/>
-        </w:rPr>
-        <w:t>6. Select a budget if the transaction should belong to one.</w:t>
-      </w:r>
-    </w:p>
-    <w:p>
-      <w:pPr>
-        <w:ind w:left="720"/>
-        <w:rPr>
-          <w:rFonts w:ascii="Hanken Grotesk" w:hAnsi="Hanken Grotesk"/>
-        </w:rPr>
-      </w:pPr>
-      <w:r>
-        <w:rPr>
-          <w:rFonts w:ascii="Hanken Grotesk" w:hAnsi="Hanken Grotesk"/>
-        </w:rPr>
-        <w:t xml:space="preserve">7. Tap </w:t>
-      </w:r>
-      <w:r>
-        <w:rPr>
-          <w:rFonts w:ascii="Hanken Grotesk" w:hAnsi="Hanken Grotesk"/>
-        </w:rPr>
-        <w:t xml:space="preserve">  </w:t>
-      </w:r>
-      <w:r>
-        <w:rPr>
-          <w:rFonts w:ascii="Hanken Grotesk" w:hAnsi="Hanken Grotesk"/>
-        </w:rPr>
-        <w:t>Add</w:t>
-      </w:r>
-      <w:r>
-        <w:rPr>
-          <w:rFonts w:ascii="Hanken Grotesk" w:hAnsi="Hanken Grotesk"/>
-        </w:rPr>
-        <w:t xml:space="preserve">  </w:t>
-      </w:r>
-      <w:r>
-        <w:rPr>
-          <w:rFonts w:ascii="Hanken Grotesk" w:hAnsi="Hanken Grotesk"/>
-        </w:rPr>
-        <w:t xml:space="preserve"> to save.</w:t>
+        <w:t>to save.</w:t>
       </w:r>
     </w:p>
     <w:tbl>
@@ -3079,6 +3591,33 @@
           <w:bCs/>
         </w:rPr>
       </w:pPr>
+    </w:p>
+    <w:p>
+      <w:pPr>
+        <w:rPr>
+          <w:rFonts w:ascii="Hanken Grotesk" w:hAnsi="Hanken Grotesk"/>
+          <w:b/>
+          <w:bCs/>
+        </w:rPr>
+      </w:pPr>
+    </w:p>
+    <w:p>
+      <w:pPr>
+        <w:rPr>
+          <w:rFonts w:ascii="Hanken Grotesk" w:hAnsi="Hanken Grotesk"/>
+          <w:b/>
+          <w:bCs/>
+        </w:rPr>
+      </w:pPr>
+    </w:p>
+    <w:p>
+      <w:pPr>
+        <w:rPr>
+          <w:rFonts w:ascii="Hanken Grotesk" w:hAnsi="Hanken Grotesk"/>
+          <w:b/>
+          <w:bCs/>
+        </w:rPr>
+      </w:pPr>
       <w:r>
         <w:rPr>
           <w:rFonts w:ascii="Hanken Grotesk" w:hAnsi="Hanken Grotesk"/>
@@ -3119,7 +3658,7 @@
                     </pic:cNvPicPr>
                   </pic:nvPicPr>
                   <pic:blipFill>
-                    <a:blip r:embed="rId12" cstate="print">
+                    <a:blip r:embed="rId16" cstate="print">
                       <a:extLst>
                         <a:ext uri="{28A0092B-C50C-407E-A947-70E740481C1C}">
                           <a14:useLocalDpi xmlns:a14="http://schemas.microsoft.com/office/drawing/2010/main" val="0"/>
@@ -3192,15 +3731,7 @@
           <w:b/>
           <w:bCs/>
         </w:rPr>
-        <w:t>S</w:t>
-      </w:r>
-      <w:r>
-        <w:rPr>
-          <w:rFonts w:ascii="Hanken Grotesk" w:hAnsi="Hanken Grotesk"/>
-          <w:b/>
-          <w:bCs/>
-        </w:rPr>
-        <w:t>earch, filter, and sort</w:t>
+        <w:t>Search, filter, and sort</w:t>
       </w:r>
     </w:p>
     <w:p>
@@ -3409,6 +3940,7 @@
                 <w:rFonts w:ascii="Hanken Grotesk" w:hAnsi="Hanken Grotesk"/>
               </w:rPr>
             </w:pPr>
+            <w:proofErr w:type="gramStart"/>
             <w:r>
               <w:rPr>
                 <w:rFonts w:ascii="Hanken Grotesk" w:hAnsi="Hanken Grotesk"/>
@@ -3425,7 +3957,14 @@
               <w:rPr>
                 <w:rFonts w:ascii="Hanken Grotesk" w:hAnsi="Hanken Grotesk"/>
               </w:rPr>
-              <w:t xml:space="preserve"> : Expense transactions assigned to a budget category contribute to that budget's spent amount and report totals.</w:t>
+              <w:t xml:space="preserve"> :</w:t>
+            </w:r>
+            <w:proofErr w:type="gramEnd"/>
+            <w:r>
+              <w:rPr>
+                <w:rFonts w:ascii="Hanken Grotesk" w:hAnsi="Hanken Grotesk"/>
+              </w:rPr>
+              <w:t xml:space="preserve"> Expense transactions assigned to a budget category contribute to that budget's spent amount and report totals.</w:t>
             </w:r>
           </w:p>
           <w:p>
@@ -3500,7 +4039,7 @@
                     </pic:cNvPicPr>
                   </pic:nvPicPr>
                   <pic:blipFill>
-                    <a:blip r:embed="rId13" cstate="print">
+                    <a:blip r:embed="rId17" cstate="print">
                       <a:extLst>
                         <a:ext uri="{28A0092B-C50C-407E-A947-70E740481C1C}">
                           <a14:useLocalDpi xmlns:a14="http://schemas.microsoft.com/office/drawing/2010/main" val="0"/>
@@ -3762,31 +4301,7 @@
         <w:rPr>
           <w:rFonts w:ascii="Hanken Grotesk" w:hAnsi="Hanken Grotesk"/>
         </w:rPr>
-        <w:t xml:space="preserve">2. Choose </w:t>
-      </w:r>
-      <w:r>
-        <w:rPr>
-          <w:rFonts w:ascii="Hanken Grotesk" w:hAnsi="Hanken Grotesk"/>
-        </w:rPr>
-        <w:t xml:space="preserve"> </w:t>
-      </w:r>
-      <w:r>
-        <w:rPr>
-          <w:rFonts w:ascii="Hanken Grotesk" w:hAnsi="Hanken Grotesk"/>
-        </w:rPr>
-        <w:t>Import Statement</w:t>
-      </w:r>
-      <w:r>
-        <w:rPr>
-          <w:rFonts w:ascii="Hanken Grotesk" w:hAnsi="Hanken Grotesk"/>
-        </w:rPr>
-        <w:t xml:space="preserve">  </w:t>
-      </w:r>
-      <w:r>
-        <w:rPr>
-          <w:rFonts w:ascii="Hanken Grotesk" w:hAnsi="Hanken Grotesk"/>
-        </w:rPr>
-        <w:t>.</w:t>
+        <w:t>2. Choose Import Statement.</w:t>
       </w:r>
     </w:p>
     <w:p>
@@ -3860,7 +4375,7 @@
                     </pic:cNvPicPr>
                   </pic:nvPicPr>
                   <pic:blipFill>
-                    <a:blip r:embed="rId14" cstate="print">
+                    <a:blip r:embed="rId18" cstate="print">
                       <a:extLst>
                         <a:ext uri="{28A0092B-C50C-407E-A947-70E740481C1C}">
                           <a14:useLocalDpi xmlns:a14="http://schemas.microsoft.com/office/drawing/2010/main" val="0"/>
@@ -3940,7 +4455,59 @@
         <w:rPr>
           <w:rFonts w:ascii="Hanken Grotesk" w:hAnsi="Hanken Grotesk"/>
         </w:rPr>
-        <w:t>Review Transactions</w:t>
+        <w:t>Review Transactions, inspect New Transactions and Possible Duplicates.</w:t>
+      </w:r>
+    </w:p>
+    <w:p>
+      <w:pPr>
+        <w:rPr>
+          <w:rFonts w:ascii="Hanken Grotesk" w:hAnsi="Hanken Grotesk"/>
+        </w:rPr>
+      </w:pPr>
+      <w:r>
+        <w:rPr>
+          <w:rFonts w:ascii="Hanken Grotesk" w:hAnsi="Hanken Grotesk"/>
+        </w:rPr>
+        <w:t>7. Tap a transaction to correct its name or select an existing app category.</w:t>
+      </w:r>
+    </w:p>
+    <w:p>
+      <w:pPr>
+        <w:rPr>
+          <w:rFonts w:ascii="Hanken Grotesk" w:hAnsi="Hanken Grotesk"/>
+        </w:rPr>
+      </w:pPr>
+      <w:r>
+        <w:rPr>
+          <w:rFonts w:ascii="Hanken Grotesk" w:hAnsi="Hanken Grotesk"/>
+        </w:rPr>
+        <w:t>8. Confirm that upward arrows represent income and downward arrows represent expenses.</w:t>
+      </w:r>
+    </w:p>
+    <w:p>
+      <w:pPr>
+        <w:rPr>
+          <w:rFonts w:ascii="Hanken Grotesk" w:hAnsi="Hanken Grotesk"/>
+        </w:rPr>
+      </w:pPr>
+      <w:r>
+        <w:rPr>
+          <w:rFonts w:ascii="Hanken Grotesk" w:hAnsi="Hanken Grotesk"/>
+        </w:rPr>
+        <w:t>9. Include or exclude possible duplicates as needed.</w:t>
+      </w:r>
+    </w:p>
+    <w:p>
+      <w:pPr>
+        <w:rPr>
+          <w:rFonts w:ascii="Hanken Grotesk" w:hAnsi="Hanken Grotesk"/>
+        </w:rPr>
+      </w:pPr>
+      <w:r>
+        <w:rPr>
+          <w:rFonts w:ascii="Hanken Grotesk" w:hAnsi="Hanken Grotesk"/>
+        </w:rPr>
+        <w:t xml:space="preserve">10. Tap </w:t>
       </w:r>
       <w:r>
         <w:rPr>
@@ -3952,59 +4519,7 @@
         <w:rPr>
           <w:rFonts w:ascii="Hanken Grotesk" w:hAnsi="Hanken Grotesk"/>
         </w:rPr>
-        <w:t>, inspect New Transactions and Possible Duplicates.</w:t>
-      </w:r>
-    </w:p>
-    <w:p>
-      <w:pPr>
-        <w:rPr>
-          <w:rFonts w:ascii="Hanken Grotesk" w:hAnsi="Hanken Grotesk"/>
-        </w:rPr>
-      </w:pPr>
-      <w:r>
-        <w:rPr>
-          <w:rFonts w:ascii="Hanken Grotesk" w:hAnsi="Hanken Grotesk"/>
-        </w:rPr>
-        <w:t>7. Tap a transaction to correct its name or select an existing app category.</w:t>
-      </w:r>
-    </w:p>
-    <w:p>
-      <w:pPr>
-        <w:rPr>
-          <w:rFonts w:ascii="Hanken Grotesk" w:hAnsi="Hanken Grotesk"/>
-        </w:rPr>
-      </w:pPr>
-      <w:r>
-        <w:rPr>
-          <w:rFonts w:ascii="Hanken Grotesk" w:hAnsi="Hanken Grotesk"/>
-        </w:rPr>
-        <w:t>8. Confirm that upward arrows represent income and downward arrows represent expenses.</w:t>
-      </w:r>
-    </w:p>
-    <w:p>
-      <w:pPr>
-        <w:rPr>
-          <w:rFonts w:ascii="Hanken Grotesk" w:hAnsi="Hanken Grotesk"/>
-        </w:rPr>
-      </w:pPr>
-      <w:r>
-        <w:rPr>
-          <w:rFonts w:ascii="Hanken Grotesk" w:hAnsi="Hanken Grotesk"/>
-        </w:rPr>
-        <w:t>9. Include or exclude possible duplicates as needed.</w:t>
-      </w:r>
-    </w:p>
-    <w:p>
-      <w:pPr>
-        <w:rPr>
-          <w:rFonts w:ascii="Hanken Grotesk" w:hAnsi="Hanken Grotesk"/>
-        </w:rPr>
-      </w:pPr>
-      <w:r>
-        <w:rPr>
-          <w:rFonts w:ascii="Hanken Grotesk" w:hAnsi="Hanken Grotesk"/>
-        </w:rPr>
-        <w:t xml:space="preserve">10. Tap </w:t>
+        <w:t>Import</w:t>
       </w:r>
       <w:r>
         <w:rPr>
@@ -4016,18 +4531,6 @@
         <w:rPr>
           <w:rFonts w:ascii="Hanken Grotesk" w:hAnsi="Hanken Grotesk"/>
         </w:rPr>
-        <w:t>Import</w:t>
-      </w:r>
-      <w:r>
-        <w:rPr>
-          <w:rFonts w:ascii="Hanken Grotesk" w:hAnsi="Hanken Grotesk"/>
-        </w:rPr>
-        <w:t xml:space="preserve">  </w:t>
-      </w:r>
-      <w:r>
-        <w:rPr>
-          <w:rFonts w:ascii="Hanken Grotesk" w:hAnsi="Hanken Grotesk"/>
-        </w:rPr>
         <w:t xml:space="preserve"> to save the selected transactions.</w:t>
       </w:r>
     </w:p>
@@ -4046,12 +4549,8 @@
       <w:r>
         <w:rPr>
           <w:rFonts w:ascii="Hanken Grotesk" w:hAnsi="Hanken Grotesk"/>
-        </w:rPr>
-        <w:t xml:space="preserve">  </w:t>
-      </w:r>
-      <w:r>
-        <w:rPr>
-          <w:rFonts w:ascii="Hanken Grotesk" w:hAnsi="Hanken Grotesk"/>
+          <w:b/>
+          <w:bCs/>
         </w:rPr>
         <w:t>Done</w:t>
       </w:r>
@@ -4059,12 +4558,6 @@
         <w:rPr>
           <w:rFonts w:ascii="Hanken Grotesk" w:hAnsi="Hanken Grotesk"/>
         </w:rPr>
-        <w:t xml:space="preserve">  </w:t>
-      </w:r>
-      <w:r>
-        <w:rPr>
-          <w:rFonts w:ascii="Hanken Grotesk" w:hAnsi="Hanken Grotesk"/>
-        </w:rPr>
         <w:t>.</w:t>
       </w:r>
     </w:p>
@@ -4076,6 +4569,67 @@
       </w:pPr>
       <w:r>
         <w:rPr>
+          <w:noProof/>
+        </w:rPr>
+        <w:lastRenderedPageBreak/>
+        <w:drawing>
+          <wp:inline distT="0" distB="0" distL="0" distR="0" wp14:anchorId="0E6354F4" wp14:editId="401D6AE9">
+            <wp:extent cx="1883229" cy="4196378"/>
+            <wp:effectExtent l="0" t="0" r="3175" b="0"/>
+            <wp:docPr id="1080433140" name="Picture 12"/>
+            <wp:cNvGraphicFramePr>
+              <a:graphicFrameLocks xmlns:a="http://schemas.openxmlformats.org/drawingml/2006/main" noChangeAspect="1"/>
+            </wp:cNvGraphicFramePr>
+            <a:graphic xmlns:a="http://schemas.openxmlformats.org/drawingml/2006/main">
+              <a:graphicData uri="http://schemas.openxmlformats.org/drawingml/2006/picture">
+                <pic:pic xmlns:pic="http://schemas.openxmlformats.org/drawingml/2006/picture">
+                  <pic:nvPicPr>
+                    <pic:cNvPr id="0" name="Picture 23"/>
+                    <pic:cNvPicPr>
+                      <a:picLocks noChangeAspect="1" noChangeArrowheads="1"/>
+                    </pic:cNvPicPr>
+                  </pic:nvPicPr>
+                  <pic:blipFill>
+                    <a:blip r:embed="rId19" cstate="print">
+                      <a:extLst>
+                        <a:ext uri="{28A0092B-C50C-407E-A947-70E740481C1C}">
+                          <a14:useLocalDpi xmlns:a14="http://schemas.microsoft.com/office/drawing/2010/main" val="0"/>
+                        </a:ext>
+                      </a:extLst>
+                    </a:blip>
+                    <a:srcRect/>
+                    <a:stretch>
+                      <a:fillRect/>
+                    </a:stretch>
+                  </pic:blipFill>
+                  <pic:spPr bwMode="auto">
+                    <a:xfrm>
+                      <a:off x="0" y="0"/>
+                      <a:ext cx="1886382" cy="4203403"/>
+                    </a:xfrm>
+                    <a:prstGeom prst="rect">
+                      <a:avLst/>
+                    </a:prstGeom>
+                    <a:noFill/>
+                    <a:ln>
+                      <a:noFill/>
+                    </a:ln>
+                  </pic:spPr>
+                </pic:pic>
+              </a:graphicData>
+            </a:graphic>
+          </wp:inline>
+        </w:drawing>
+      </w:r>
+    </w:p>
+    <w:p>
+      <w:pPr>
+        <w:rPr>
+          <w:rFonts w:ascii="Hanken Grotesk" w:hAnsi="Hanken Grotesk"/>
+        </w:rPr>
+      </w:pPr>
+      <w:r>
+        <w:rPr>
           <w:rFonts w:ascii="Hanken Grotesk" w:hAnsi="Hanken Grotesk"/>
         </w:rPr>
         <w:t>Understanding income and expense detection</w:t>
@@ -4087,6 +4641,59 @@
           <w:rFonts w:ascii="Hanken Grotesk" w:hAnsi="Hanken Grotesk"/>
         </w:rPr>
       </w:pPr>
+      <w:r>
+        <w:rPr>
+          <w:noProof/>
+        </w:rPr>
+        <w:drawing>
+          <wp:inline distT="0" distB="0" distL="0" distR="0" wp14:anchorId="286DF4C4" wp14:editId="74DB738B">
+            <wp:extent cx="1724488" cy="3842657"/>
+            <wp:effectExtent l="0" t="0" r="9525" b="5715"/>
+            <wp:docPr id="1832119291" name="Picture 2"/>
+            <wp:cNvGraphicFramePr>
+              <a:graphicFrameLocks xmlns:a="http://schemas.openxmlformats.org/drawingml/2006/main" noChangeAspect="1"/>
+            </wp:cNvGraphicFramePr>
+            <a:graphic xmlns:a="http://schemas.openxmlformats.org/drawingml/2006/main">
+              <a:graphicData uri="http://schemas.openxmlformats.org/drawingml/2006/picture">
+                <pic:pic xmlns:pic="http://schemas.openxmlformats.org/drawingml/2006/picture">
+                  <pic:nvPicPr>
+                    <pic:cNvPr id="0" name="Picture 3"/>
+                    <pic:cNvPicPr>
+                      <a:picLocks noChangeAspect="1" noChangeArrowheads="1"/>
+                    </pic:cNvPicPr>
+                  </pic:nvPicPr>
+                  <pic:blipFill>
+                    <a:blip r:embed="rId20" cstate="print">
+                      <a:extLst>
+                        <a:ext uri="{28A0092B-C50C-407E-A947-70E740481C1C}">
+                          <a14:useLocalDpi xmlns:a14="http://schemas.microsoft.com/office/drawing/2010/main" val="0"/>
+                        </a:ext>
+                      </a:extLst>
+                    </a:blip>
+                    <a:srcRect/>
+                    <a:stretch>
+                      <a:fillRect/>
+                    </a:stretch>
+                  </pic:blipFill>
+                  <pic:spPr bwMode="auto">
+                    <a:xfrm>
+                      <a:off x="0" y="0"/>
+                      <a:ext cx="1731530" cy="3858348"/>
+                    </a:xfrm>
+                    <a:prstGeom prst="rect">
+                      <a:avLst/>
+                    </a:prstGeom>
+                    <a:noFill/>
+                    <a:ln>
+                      <a:noFill/>
+                    </a:ln>
+                  </pic:spPr>
+                </pic:pic>
+              </a:graphicData>
+            </a:graphic>
+          </wp:inline>
+        </w:drawing>
+      </w:r>
     </w:p>
     <w:p>
       <w:pPr>
@@ -4115,6 +4722,7 @@
         <w:rPr>
           <w:rFonts w:ascii="Hanken Grotesk" w:hAnsi="Hanken Grotesk"/>
         </w:rPr>
+        <w:lastRenderedPageBreak/>
         <w:t>- a `CR` suffix for income;</w:t>
       </w:r>
     </w:p>
@@ -4154,7 +4762,6 @@
         <w:rPr>
           <w:rFonts w:ascii="Hanken Grotesk" w:hAnsi="Hanken Grotesk"/>
         </w:rPr>
-        <w:lastRenderedPageBreak/>
         <w:t>- a debit label</w:t>
       </w:r>
     </w:p>
@@ -4563,7 +5170,7 @@
         </w:rPr>
         <w:lastRenderedPageBreak/>
         <w:drawing>
-          <wp:inline distT="0" distB="0" distL="0" distR="0" wp14:anchorId="62672F21" wp14:editId="388B4549">
+          <wp:inline distT="0" distB="0" distL="0" distR="0" wp14:anchorId="62672F21" wp14:editId="54788E6F">
             <wp:extent cx="2064159" cy="4602480"/>
             <wp:effectExtent l="0" t="0" r="0" b="7620"/>
             <wp:docPr id="528926581" name="Picture 13"/>
@@ -4580,7 +5187,7 @@
                     </pic:cNvPicPr>
                   </pic:nvPicPr>
                   <pic:blipFill>
-                    <a:blip r:embed="rId15" cstate="print">
+                    <a:blip r:embed="rId21" cstate="print">
                       <a:extLst>
                         <a:ext uri="{28A0092B-C50C-407E-A947-70E740481C1C}">
                           <a14:useLocalDpi xmlns:a14="http://schemas.microsoft.com/office/drawing/2010/main" val="0"/>
@@ -5228,13 +5835,6 @@
           <w:rFonts w:ascii="Hanken Grotesk" w:hAnsi="Hanken Grotesk"/>
         </w:rPr>
       </w:pPr>
-    </w:p>
-    <w:p>
-      <w:pPr>
-        <w:rPr>
-          <w:rFonts w:ascii="Hanken Grotesk" w:hAnsi="Hanken Grotesk"/>
-        </w:rPr>
-      </w:pPr>
       <w:r>
         <w:rPr>
           <w:rFonts w:ascii="Hanken Grotesk" w:hAnsi="Hanken Grotesk"/>
@@ -5345,7 +5945,69 @@
         <w:rPr>
           <w:rFonts w:ascii="Hanken Grotesk" w:hAnsi="Hanken Grotesk"/>
         </w:rPr>
-        <w:t xml:space="preserve">3. To add someone, tap </w:t>
+        <w:t xml:space="preserve">3. To add someone, </w:t>
+      </w:r>
+      <w:proofErr w:type="gramStart"/>
+      <w:r>
+        <w:rPr>
+          <w:rFonts w:ascii="Hanken Grotesk" w:hAnsi="Hanken Grotesk"/>
+        </w:rPr>
+        <w:t xml:space="preserve">tap </w:t>
+      </w:r>
+      <w:r>
+        <w:rPr>
+          <w:rFonts w:ascii="Hanken Grotesk" w:hAnsi="Hanken Grotesk"/>
+        </w:rPr>
+        <w:t xml:space="preserve"> </w:t>
+      </w:r>
+      <w:r>
+        <w:rPr>
+          <w:rFonts w:ascii="Hanken Grotesk" w:hAnsi="Hanken Grotesk"/>
+          <w:b/>
+          <w:bCs/>
+        </w:rPr>
+        <w:t>Add</w:t>
+      </w:r>
+      <w:proofErr w:type="gramEnd"/>
+      <w:r>
+        <w:rPr>
+          <w:rFonts w:ascii="Hanken Grotesk" w:hAnsi="Hanken Grotesk"/>
+          <w:b/>
+          <w:bCs/>
+        </w:rPr>
+        <w:t xml:space="preserve"> Friend</w:t>
+      </w:r>
+      <w:r>
+        <w:rPr>
+          <w:rFonts w:ascii="Hanken Grotesk" w:hAnsi="Hanken Grotesk"/>
+        </w:rPr>
+        <w:t xml:space="preserve"> by Code.</w:t>
+      </w:r>
+    </w:p>
+    <w:p>
+      <w:pPr>
+        <w:rPr>
+          <w:rFonts w:ascii="Hanken Grotesk" w:hAnsi="Hanken Grotesk"/>
+        </w:rPr>
+      </w:pPr>
+      <w:r>
+        <w:rPr>
+          <w:rFonts w:ascii="Hanken Grotesk" w:hAnsi="Hanken Grotesk"/>
+        </w:rPr>
+        <w:t>4. Enter the other person’s friend code and send the request.</w:t>
+      </w:r>
+    </w:p>
+    <w:p>
+      <w:pPr>
+        <w:rPr>
+          <w:rFonts w:ascii="Hanken Grotesk" w:hAnsi="Hanken Grotesk"/>
+        </w:rPr>
+      </w:pPr>
+      <w:r>
+        <w:rPr>
+          <w:rFonts w:ascii="Hanken Grotesk" w:hAnsi="Hanken Grotesk"/>
+        </w:rPr>
+        <w:t xml:space="preserve">5. Incoming requests appear under </w:t>
       </w:r>
       <w:r>
         <w:rPr>
@@ -5357,33 +6019,32 @@
         <w:rPr>
           <w:rFonts w:ascii="Hanken Grotesk" w:hAnsi="Hanken Grotesk"/>
         </w:rPr>
-        <w:t>Add Friend by Code.</w:t>
-      </w:r>
-    </w:p>
-    <w:p>
-      <w:pPr>
-        <w:rPr>
-          <w:rFonts w:ascii="Hanken Grotesk" w:hAnsi="Hanken Grotesk"/>
-        </w:rPr>
-      </w:pPr>
-      <w:r>
-        <w:rPr>
-          <w:rFonts w:ascii="Hanken Grotesk" w:hAnsi="Hanken Grotesk"/>
-        </w:rPr>
-        <w:t>4. Enter the other person’s friend code and send the request.</w:t>
-      </w:r>
-    </w:p>
-    <w:p>
-      <w:pPr>
-        <w:rPr>
-          <w:rFonts w:ascii="Hanken Grotesk" w:hAnsi="Hanken Grotesk"/>
-        </w:rPr>
-      </w:pPr>
-      <w:r>
-        <w:rPr>
-          <w:rFonts w:ascii="Hanken Grotesk" w:hAnsi="Hanken Grotesk"/>
-        </w:rPr>
-        <w:t xml:space="preserve">5. Incoming requests appear under </w:t>
+        <w:t>Requests</w:t>
+      </w:r>
+      <w:r>
+        <w:rPr>
+          <w:rFonts w:ascii="Hanken Grotesk" w:hAnsi="Hanken Grotesk"/>
+        </w:rPr>
+        <w:t>.</w:t>
+      </w:r>
+      <w:r>
+        <w:rPr>
+          <w:rFonts w:ascii="Hanken Grotesk" w:hAnsi="Hanken Grotesk"/>
+        </w:rPr>
+        <w:t xml:space="preserve"> Tap the tick to accept or the cross to decline.</w:t>
+      </w:r>
+    </w:p>
+    <w:p>
+      <w:pPr>
+        <w:rPr>
+          <w:rFonts w:ascii="Hanken Grotesk" w:hAnsi="Hanken Grotesk"/>
+        </w:rPr>
+      </w:pPr>
+      <w:r>
+        <w:rPr>
+          <w:rFonts w:ascii="Hanken Grotesk" w:hAnsi="Hanken Grotesk"/>
+        </w:rPr>
+        <w:t xml:space="preserve">6. Accepted users appear under </w:t>
       </w:r>
       <w:r>
         <w:rPr>
@@ -5395,32 +6056,905 @@
         <w:rPr>
           <w:rFonts w:ascii="Hanken Grotesk" w:hAnsi="Hanken Grotesk"/>
         </w:rPr>
-        <w:t>Requests</w:t>
-      </w:r>
-      <w:r>
-        <w:rPr>
-          <w:rFonts w:ascii="Hanken Grotesk" w:hAnsi="Hanken Grotesk"/>
+        <w:t>Your Friends.</w:t>
+      </w:r>
+    </w:p>
+    <w:p>
+      <w:pPr>
+        <w:rPr>
+          <w:rFonts w:ascii="Hanken Grotesk" w:hAnsi="Hanken Grotesk"/>
+        </w:rPr>
+      </w:pPr>
+    </w:p>
+    <w:p>
+      <w:pPr>
+        <w:rPr>
+          <w:rFonts w:ascii="Hanken Grotesk" w:hAnsi="Hanken Grotesk"/>
+        </w:rPr>
+      </w:pPr>
+      <w:r>
+        <w:rPr>
+          <w:rFonts w:ascii="Hanken Grotesk" w:hAnsi="Hanken Grotesk"/>
+        </w:rPr>
+        <w:t>If a request fails, check the code, your connection, and whether a request or friendship already exists.</w:t>
+      </w:r>
+    </w:p>
+    <w:p>
+      <w:pPr>
+        <w:rPr>
+          <w:rFonts w:ascii="Hanken Grotesk" w:hAnsi="Hanken Grotesk"/>
+        </w:rPr>
+      </w:pPr>
+    </w:p>
+    <w:p>
+      <w:pPr>
+        <w:rPr>
+          <w:rFonts w:ascii="Hanken Grotesk" w:hAnsi="Hanken Grotesk"/>
+          <w:b/>
+          <w:bCs/>
+        </w:rPr>
+      </w:pPr>
+      <w:r>
+        <w:rPr>
+          <w:rFonts w:ascii="Hanken Grotesk" w:hAnsi="Hanken Grotesk"/>
+          <w:b/>
+          <w:bCs/>
+        </w:rPr>
+        <w:t>Share a budget</w:t>
+      </w:r>
+    </w:p>
+    <w:p>
+      <w:pPr>
+        <w:rPr>
+          <w:rFonts w:ascii="Hanken Grotesk" w:hAnsi="Hanken Grotesk"/>
+        </w:rPr>
+      </w:pPr>
+      <w:r>
+        <w:rPr>
+          <w:rFonts w:ascii="Hanken Grotesk" w:hAnsi="Hanken Grotesk"/>
+        </w:rPr>
+        <w:t>1. Open Budget Manager and tap the main budget card.</w:t>
+      </w:r>
+    </w:p>
+    <w:p>
+      <w:pPr>
+        <w:rPr>
+          <w:rFonts w:ascii="Hanken Grotesk" w:hAnsi="Hanken Grotesk"/>
+        </w:rPr>
+      </w:pPr>
+      <w:r>
+        <w:rPr>
+          <w:rFonts w:ascii="Hanken Grotesk" w:hAnsi="Hanken Grotesk"/>
+        </w:rPr>
+        <w:t>2. Choose Share Budget.</w:t>
+      </w:r>
+    </w:p>
+    <w:p>
+      <w:pPr>
+        <w:rPr>
+          <w:rFonts w:ascii="Hanken Grotesk" w:hAnsi="Hanken Grotesk"/>
+        </w:rPr>
+      </w:pPr>
+      <w:r>
+        <w:rPr>
+          <w:rFonts w:ascii="Hanken Grotesk" w:hAnsi="Hanken Grotesk"/>
+        </w:rPr>
+        <w:t>3. Select an available friend and confirm.</w:t>
+      </w:r>
+    </w:p>
+    <w:p>
+      <w:pPr>
+        <w:rPr>
+          <w:rFonts w:ascii="Hanken Grotesk" w:hAnsi="Hanken Grotesk"/>
+        </w:rPr>
+      </w:pPr>
+      <w:r>
+        <w:rPr>
+          <w:rFonts w:ascii="Hanken Grotesk" w:hAnsi="Hanken Grotesk"/>
+        </w:rPr>
+        <w:t>If you have no friends, Budget IT asks you to add a friend before sharing.</w:t>
+      </w:r>
+    </w:p>
+    <w:p>
+      <w:pPr>
+        <w:rPr>
+          <w:rFonts w:ascii="Hanken Grotesk" w:hAnsi="Hanken Grotesk"/>
+          <w:b/>
+          <w:bCs/>
+        </w:rPr>
+      </w:pPr>
+    </w:p>
+    <w:p>
+      <w:pPr>
+        <w:rPr>
+          <w:rFonts w:ascii="Hanken Grotesk" w:hAnsi="Hanken Grotesk"/>
+          <w:b/>
+          <w:bCs/>
+        </w:rPr>
+      </w:pPr>
+      <w:r>
+        <w:rPr>
+          <w:rFonts w:ascii="Hanken Grotesk" w:hAnsi="Hanken Grotesk"/>
+          <w:b/>
+          <w:bCs/>
+        </w:rPr>
+        <w:t>10. Savings goals</w:t>
+      </w:r>
+    </w:p>
+    <w:p>
+      <w:pPr>
+        <w:rPr>
+          <w:rFonts w:ascii="Hanken Grotesk" w:hAnsi="Hanken Grotesk"/>
+        </w:rPr>
+      </w:pPr>
+      <w:r>
+        <w:rPr>
+          <w:rFonts w:ascii="Hanken Grotesk" w:hAnsi="Hanken Grotesk"/>
+        </w:rPr>
+        <w:t>Open Budget Manager and tap View / Add Goals.</w:t>
+      </w:r>
+    </w:p>
+    <w:p>
+      <w:pPr>
+        <w:rPr>
+          <w:rFonts w:ascii="Hanken Grotesk" w:hAnsi="Hanken Grotesk"/>
+        </w:rPr>
+      </w:pPr>
+    </w:p>
+    <w:p>
+      <w:pPr>
+        <w:rPr>
+          <w:rFonts w:ascii="Hanken Grotesk" w:hAnsi="Hanken Grotesk"/>
+          <w:b/>
+          <w:bCs/>
+        </w:rPr>
+      </w:pPr>
+      <w:r>
+        <w:rPr>
+          <w:rFonts w:ascii="Hanken Grotesk" w:hAnsi="Hanken Grotesk"/>
+          <w:b/>
+          <w:bCs/>
+        </w:rPr>
+        <w:t>Create a goal</w:t>
+      </w:r>
+    </w:p>
+    <w:p>
+      <w:pPr>
+        <w:rPr>
+          <w:rFonts w:ascii="Hanken Grotesk" w:hAnsi="Hanken Grotesk"/>
+          <w:b/>
+          <w:bCs/>
+        </w:rPr>
+      </w:pPr>
+    </w:p>
+    <w:p>
+      <w:pPr>
+        <w:rPr>
+          <w:rFonts w:ascii="Hanken Grotesk" w:hAnsi="Hanken Grotesk"/>
+        </w:rPr>
+      </w:pPr>
+      <w:r>
+        <w:rPr>
+          <w:rFonts w:ascii="Hanken Grotesk" w:hAnsi="Hanken Grotesk"/>
+        </w:rPr>
+        <w:t>1. Tap Create New Goal button.</w:t>
+      </w:r>
+    </w:p>
+    <w:p>
+      <w:pPr>
+        <w:rPr>
+          <w:rFonts w:ascii="Hanken Grotesk" w:hAnsi="Hanken Grotesk"/>
+        </w:rPr>
+      </w:pPr>
+      <w:r>
+        <w:rPr>
+          <w:rFonts w:ascii="Hanken Grotesk" w:hAnsi="Hanken Grotesk"/>
+        </w:rPr>
+        <w:t>2. Enter a goal name and target amount.</w:t>
+      </w:r>
+    </w:p>
+    <w:p>
+      <w:pPr>
+        <w:rPr>
+          <w:rFonts w:ascii="Hanken Grotesk" w:hAnsi="Hanken Grotesk"/>
+        </w:rPr>
+      </w:pPr>
+      <w:r>
+        <w:rPr>
+          <w:rFonts w:ascii="Hanken Grotesk" w:hAnsi="Hanken Grotesk"/>
+        </w:rPr>
+        <w:t>3. Choose its period.</w:t>
+      </w:r>
+    </w:p>
+    <w:p>
+      <w:pPr>
+        <w:rPr>
+          <w:rFonts w:ascii="Hanken Grotesk" w:hAnsi="Hanken Grotesk"/>
+        </w:rPr>
+      </w:pPr>
+      <w:r>
+        <w:rPr>
+          <w:rFonts w:ascii="Hanken Grotesk" w:hAnsi="Hanken Grotesk"/>
+        </w:rPr>
+        <w:t>4. Optionally select friends with whom to share it.</w:t>
+      </w:r>
+    </w:p>
+    <w:p>
+      <w:pPr>
+        <w:rPr>
+          <w:rFonts w:ascii="Hanken Grotesk" w:hAnsi="Hanken Grotesk"/>
+        </w:rPr>
+      </w:pPr>
+      <w:r>
+        <w:rPr>
+          <w:rFonts w:ascii="Hanken Grotesk" w:hAnsi="Hanken Grotesk"/>
+        </w:rPr>
+        <w:t>5. Tap Create.</w:t>
+      </w:r>
+    </w:p>
+    <w:p>
+      <w:pPr>
+        <w:rPr>
+          <w:rFonts w:ascii="Hanken Grotesk" w:hAnsi="Hanken Grotesk"/>
+          <w:b/>
+          <w:bCs/>
+        </w:rPr>
+      </w:pPr>
+    </w:p>
+    <w:p>
+      <w:pPr>
+        <w:rPr>
+          <w:rFonts w:ascii="Hanken Grotesk" w:hAnsi="Hanken Grotesk"/>
+          <w:b/>
+          <w:bCs/>
+        </w:rPr>
+      </w:pPr>
+      <w:r>
+        <w:rPr>
+          <w:rFonts w:ascii="Hanken Grotesk" w:hAnsi="Hanken Grotesk"/>
+          <w:b/>
+          <w:bCs/>
+        </w:rPr>
+        <w:t>Use the Goals filter to view progress, newest goals, or reached goals.</w:t>
+      </w:r>
+    </w:p>
+    <w:p>
+      <w:pPr>
+        <w:rPr>
+          <w:rFonts w:ascii="Hanken Grotesk" w:hAnsi="Hanken Grotesk"/>
+          <w:b/>
+          <w:bCs/>
+        </w:rPr>
+      </w:pPr>
+    </w:p>
+    <w:p>
+      <w:pPr>
+        <w:rPr>
+          <w:rFonts w:ascii="Hanken Grotesk" w:hAnsi="Hanken Grotesk"/>
+          <w:b/>
+          <w:bCs/>
+        </w:rPr>
+      </w:pPr>
+    </w:p>
+    <w:p>
+      <w:pPr>
+        <w:rPr>
+          <w:rFonts w:ascii="Hanken Grotesk" w:hAnsi="Hanken Grotesk"/>
+          <w:b/>
+          <w:bCs/>
+        </w:rPr>
+      </w:pPr>
+      <w:r>
+        <w:rPr>
+          <w:rFonts w:ascii="Hanken Grotesk" w:hAnsi="Hanken Grotesk"/>
+          <w:b/>
+          <w:bCs/>
+        </w:rPr>
+        <w:t>Allocate mone</w:t>
+      </w:r>
+      <w:r>
+        <w:rPr>
+          <w:rFonts w:ascii="Hanken Grotesk" w:hAnsi="Hanken Grotesk"/>
+          <w:b/>
+          <w:bCs/>
+        </w:rPr>
+        <w:t>y</w:t>
+      </w:r>
+    </w:p>
+    <w:p>
+      <w:pPr>
+        <w:rPr>
+          <w:rFonts w:ascii="Hanken Grotesk" w:hAnsi="Hanken Grotesk"/>
+          <w:b/>
+          <w:bCs/>
+        </w:rPr>
+      </w:pPr>
+      <w:r>
+        <w:rPr>
+          <w:noProof/>
+        </w:rPr>
+        <w:lastRenderedPageBreak/>
+        <w:drawing>
+          <wp:inline distT="0" distB="0" distL="0" distR="0" wp14:anchorId="4C4B985F" wp14:editId="54BA3B3E">
+            <wp:extent cx="1894114" cy="4220633"/>
+            <wp:effectExtent l="0" t="0" r="0" b="0"/>
+            <wp:docPr id="2095561843" name="Picture 6"/>
+            <wp:cNvGraphicFramePr>
+              <a:graphicFrameLocks xmlns:a="http://schemas.openxmlformats.org/drawingml/2006/main" noChangeAspect="1"/>
+            </wp:cNvGraphicFramePr>
+            <a:graphic xmlns:a="http://schemas.openxmlformats.org/drawingml/2006/main">
+              <a:graphicData uri="http://schemas.openxmlformats.org/drawingml/2006/picture">
+                <pic:pic xmlns:pic="http://schemas.openxmlformats.org/drawingml/2006/picture">
+                  <pic:nvPicPr>
+                    <pic:cNvPr id="0" name="Picture 11"/>
+                    <pic:cNvPicPr>
+                      <a:picLocks noChangeAspect="1" noChangeArrowheads="1"/>
+                    </pic:cNvPicPr>
+                  </pic:nvPicPr>
+                  <pic:blipFill>
+                    <a:blip r:embed="rId22" cstate="print">
+                      <a:extLst>
+                        <a:ext uri="{28A0092B-C50C-407E-A947-70E740481C1C}">
+                          <a14:useLocalDpi xmlns:a14="http://schemas.microsoft.com/office/drawing/2010/main" val="0"/>
+                        </a:ext>
+                      </a:extLst>
+                    </a:blip>
+                    <a:srcRect/>
+                    <a:stretch>
+                      <a:fillRect/>
+                    </a:stretch>
+                  </pic:blipFill>
+                  <pic:spPr bwMode="auto">
+                    <a:xfrm>
+                      <a:off x="0" y="0"/>
+                      <a:ext cx="1895401" cy="4223502"/>
+                    </a:xfrm>
+                    <a:prstGeom prst="rect">
+                      <a:avLst/>
+                    </a:prstGeom>
+                    <a:noFill/>
+                    <a:ln>
+                      <a:noFill/>
+                    </a:ln>
+                  </pic:spPr>
+                </pic:pic>
+              </a:graphicData>
+            </a:graphic>
+          </wp:inline>
+        </w:drawing>
+      </w:r>
+    </w:p>
+    <w:p>
+      <w:pPr>
+        <w:rPr>
+          <w:rFonts w:ascii="Hanken Grotesk" w:hAnsi="Hanken Grotesk"/>
+        </w:rPr>
+      </w:pPr>
+      <w:r>
+        <w:rPr>
+          <w:rFonts w:ascii="Hanken Grotesk" w:hAnsi="Hanken Grotesk"/>
+        </w:rPr>
+        <w:t>1. Tap Allocate on a goal.</w:t>
+      </w:r>
+    </w:p>
+    <w:p>
+      <w:pPr>
+        <w:rPr>
+          <w:rFonts w:ascii="Hanken Grotesk" w:hAnsi="Hanken Grotesk"/>
+        </w:rPr>
+      </w:pPr>
+      <w:r>
+        <w:rPr>
+          <w:rFonts w:ascii="Hanken Grotesk" w:hAnsi="Hanken Grotesk"/>
+        </w:rPr>
+        <w:t>2. Enter an amount up to the available surplus.</w:t>
+      </w:r>
+    </w:p>
+    <w:p>
+      <w:pPr>
+        <w:rPr>
+          <w:rFonts w:ascii="Hanken Grotesk" w:hAnsi="Hanken Grotesk"/>
+        </w:rPr>
+      </w:pPr>
+      <w:r>
+        <w:rPr>
+          <w:noProof/>
+        </w:rPr>
+        <w:lastRenderedPageBreak/>
+        <w:drawing>
+          <wp:inline distT="0" distB="0" distL="0" distR="0" wp14:anchorId="5C80A443" wp14:editId="250F3D95">
+            <wp:extent cx="2079171" cy="4632993"/>
+            <wp:effectExtent l="0" t="0" r="0" b="0"/>
+            <wp:docPr id="248366429" name="Picture 7"/>
+            <wp:cNvGraphicFramePr>
+              <a:graphicFrameLocks xmlns:a="http://schemas.openxmlformats.org/drawingml/2006/main" noChangeAspect="1"/>
+            </wp:cNvGraphicFramePr>
+            <a:graphic xmlns:a="http://schemas.openxmlformats.org/drawingml/2006/main">
+              <a:graphicData uri="http://schemas.openxmlformats.org/drawingml/2006/picture">
+                <pic:pic xmlns:pic="http://schemas.openxmlformats.org/drawingml/2006/picture">
+                  <pic:nvPicPr>
+                    <pic:cNvPr id="0" name="Picture 13"/>
+                    <pic:cNvPicPr>
+                      <a:picLocks noChangeAspect="1" noChangeArrowheads="1"/>
+                    </pic:cNvPicPr>
+                  </pic:nvPicPr>
+                  <pic:blipFill>
+                    <a:blip r:embed="rId23" cstate="print">
+                      <a:extLst>
+                        <a:ext uri="{28A0092B-C50C-407E-A947-70E740481C1C}">
+                          <a14:useLocalDpi xmlns:a14="http://schemas.microsoft.com/office/drawing/2010/main" val="0"/>
+                        </a:ext>
+                      </a:extLst>
+                    </a:blip>
+                    <a:srcRect/>
+                    <a:stretch>
+                      <a:fillRect/>
+                    </a:stretch>
+                  </pic:blipFill>
+                  <pic:spPr bwMode="auto">
+                    <a:xfrm>
+                      <a:off x="0" y="0"/>
+                      <a:ext cx="2082262" cy="4639881"/>
+                    </a:xfrm>
+                    <a:prstGeom prst="rect">
+                      <a:avLst/>
+                    </a:prstGeom>
+                    <a:noFill/>
+                    <a:ln>
+                      <a:noFill/>
+                    </a:ln>
+                  </pic:spPr>
+                </pic:pic>
+              </a:graphicData>
+            </a:graphic>
+          </wp:inline>
+        </w:drawing>
+      </w:r>
+    </w:p>
+    <w:p>
+      <w:pPr>
+        <w:rPr>
+          <w:rFonts w:ascii="Hanken Grotesk" w:hAnsi="Hanken Grotesk"/>
+          <w:b/>
+          <w:bCs/>
+        </w:rPr>
+      </w:pPr>
+      <w:r>
+        <w:rPr>
+          <w:rFonts w:ascii="Hanken Grotesk" w:hAnsi="Hanken Grotesk"/>
+        </w:rPr>
+        <w:t>3. Confirm the allocation</w:t>
+      </w:r>
+      <w:r>
+        <w:rPr>
+          <w:rFonts w:ascii="Hanken Grotesk" w:hAnsi="Hanken Grotesk"/>
+          <w:b/>
+          <w:bCs/>
         </w:rPr>
         <w:t>.</w:t>
       </w:r>
-      <w:r>
-        <w:rPr>
-          <w:rFonts w:ascii="Hanken Grotesk" w:hAnsi="Hanken Grotesk"/>
-        </w:rPr>
-        <w:t xml:space="preserve"> Tap the tick to accept or the cross to decline.</w:t>
-      </w:r>
-    </w:p>
-    <w:p>
-      <w:pPr>
-        <w:rPr>
-          <w:rFonts w:ascii="Hanken Grotesk" w:hAnsi="Hanken Grotesk"/>
-        </w:rPr>
-      </w:pPr>
-      <w:r>
-        <w:rPr>
-          <w:rFonts w:ascii="Hanken Grotesk" w:hAnsi="Hanken Grotesk"/>
-        </w:rPr>
-        <w:t xml:space="preserve">6. Accepted users appear under </w:t>
+    </w:p>
+    <w:p>
+      <w:pPr>
+        <w:rPr>
+          <w:rFonts w:ascii="Hanken Grotesk" w:hAnsi="Hanken Grotesk"/>
+          <w:b/>
+          <w:bCs/>
+        </w:rPr>
+      </w:pPr>
+    </w:p>
+    <w:p>
+      <w:pPr>
+        <w:rPr>
+          <w:rFonts w:ascii="Hanken Grotesk" w:hAnsi="Hanken Grotesk"/>
+        </w:rPr>
+      </w:pPr>
+      <w:r>
+        <w:rPr>
+          <w:rFonts w:ascii="Hanken Grotesk" w:hAnsi="Hanken Grotesk"/>
+        </w:rPr>
+        <w:t>Available surplus is income minus expenses. An allocation is recorded as an expense so that the money leaves the spendable balance.</w:t>
+      </w:r>
+    </w:p>
+    <w:p>
+      <w:pPr>
+        <w:rPr>
+          <w:rFonts w:ascii="Hanken Grotesk" w:hAnsi="Hanken Grotesk"/>
+        </w:rPr>
+      </w:pPr>
+    </w:p>
+    <w:p>
+      <w:pPr>
+        <w:rPr>
+          <w:rFonts w:ascii="Hanken Grotesk" w:hAnsi="Hanken Grotesk"/>
+          <w:b/>
+          <w:bCs/>
+        </w:rPr>
+      </w:pPr>
+      <w:r>
+        <w:rPr>
+          <w:rFonts w:ascii="Hanken Grotesk" w:hAnsi="Hanken Grotesk"/>
+          <w:b/>
+          <w:bCs/>
+        </w:rPr>
+        <w:t xml:space="preserve"> Review or reverse goal activity</w:t>
+      </w:r>
+    </w:p>
+    <w:p>
+      <w:pPr>
+        <w:rPr>
+          <w:rFonts w:ascii="Hanken Grotesk" w:hAnsi="Hanken Grotesk"/>
+          <w:b/>
+          <w:bCs/>
+        </w:rPr>
+      </w:pPr>
+      <w:r>
+        <w:rPr>
+          <w:rFonts w:ascii="Hanken Grotesk" w:hAnsi="Hanken Grotesk"/>
+          <w:b/>
+          <w:bCs/>
+        </w:rPr>
+        <w:t>Tap a goal to see its progress, members, and allocation history. Depending on the goal, you can:</w:t>
+      </w:r>
+    </w:p>
+    <w:p>
+      <w:pPr>
+        <w:rPr>
+          <w:rFonts w:ascii="Hanken Grotesk" w:hAnsi="Hanken Grotesk"/>
+        </w:rPr>
+      </w:pPr>
+      <w:r>
+        <w:rPr>
+          <w:rFonts w:ascii="Hanken Grotesk" w:hAnsi="Hanken Grotesk"/>
+        </w:rPr>
+        <w:t>- undo an allocation;</w:t>
+      </w:r>
+    </w:p>
+    <w:p>
+      <w:pPr>
+        <w:rPr>
+          <w:rFonts w:ascii="Hanken Grotesk" w:hAnsi="Hanken Grotesk"/>
+        </w:rPr>
+      </w:pPr>
+      <w:r>
+        <w:rPr>
+          <w:rFonts w:ascii="Hanken Grotesk" w:hAnsi="Hanken Grotesk"/>
+        </w:rPr>
+        <w:t>- release saved funds back as income;</w:t>
+      </w:r>
+    </w:p>
+    <w:p>
+      <w:pPr>
+        <w:rPr>
+          <w:rFonts w:ascii="Hanken Grotesk" w:hAnsi="Hanken Grotesk"/>
+        </w:rPr>
+      </w:pPr>
+      <w:r>
+        <w:rPr>
+          <w:rFonts w:ascii="Hanken Grotesk" w:hAnsi="Hanken Grotesk"/>
+        </w:rPr>
+        <w:t>- invite a friend;</w:t>
+      </w:r>
+    </w:p>
+    <w:p>
+      <w:pPr>
+        <w:rPr>
+          <w:rFonts w:ascii="Hanken Grotesk" w:hAnsi="Hanken Grotesk"/>
+        </w:rPr>
+      </w:pPr>
+      <w:r>
+        <w:rPr>
+          <w:rFonts w:ascii="Hanken Grotesk" w:hAnsi="Hanken Grotesk"/>
+        </w:rPr>
+        <w:t>- leave a shared goal; or</w:t>
+      </w:r>
+    </w:p>
+    <w:p>
+      <w:pPr>
+        <w:rPr>
+          <w:rFonts w:ascii="Hanken Grotesk" w:hAnsi="Hanken Grotesk"/>
+        </w:rPr>
+      </w:pPr>
+      <w:r>
+        <w:rPr>
+          <w:rFonts w:ascii="Hanken Grotesk" w:hAnsi="Hanken Grotesk"/>
+        </w:rPr>
+        <w:t>- review each member’s contribution.</w:t>
+      </w:r>
+    </w:p>
+    <w:p>
+      <w:pPr>
+        <w:rPr>
+          <w:rFonts w:ascii="Hanken Grotesk" w:hAnsi="Hanken Grotesk"/>
+        </w:rPr>
+      </w:pPr>
+    </w:p>
+    <w:p>
+      <w:pPr>
+        <w:rPr>
+          <w:rFonts w:ascii="Hanken Grotesk" w:hAnsi="Hanken Grotesk"/>
+        </w:rPr>
+      </w:pPr>
+      <w:r>
+        <w:rPr>
+          <w:rFonts w:ascii="Hanken Grotesk" w:hAnsi="Hanken Grotesk"/>
+        </w:rPr>
+        <w:lastRenderedPageBreak/>
+        <w:t>When a member leaves a shared goal, money contributed by that member is returned to them as income.</w:t>
+      </w:r>
+    </w:p>
+    <w:p>
+      <w:pPr>
+        <w:rPr>
+          <w:rFonts w:ascii="Hanken Grotesk" w:hAnsi="Hanken Grotesk"/>
+          <w:b/>
+          <w:bCs/>
+        </w:rPr>
+      </w:pPr>
+      <w:r>
+        <w:rPr>
+          <w:rFonts w:ascii="Hanken Grotesk" w:hAnsi="Hanken Grotesk"/>
+          <w:b/>
+          <w:bCs/>
+        </w:rPr>
+        <w:t>Respond to a goal invitation</w:t>
+      </w:r>
+    </w:p>
+    <w:p>
+      <w:pPr>
+        <w:rPr>
+          <w:rFonts w:ascii="Hanken Grotesk" w:hAnsi="Hanken Grotesk"/>
+        </w:rPr>
+      </w:pPr>
+      <w:r>
+        <w:rPr>
+          <w:rFonts w:ascii="Hanken Grotesk" w:hAnsi="Hanken Grotesk"/>
+        </w:rPr>
+        <w:t xml:space="preserve">Invitations appear under </w:t>
+      </w:r>
+      <w:r>
+        <w:rPr>
+          <w:rFonts w:ascii="Hanken Grotesk" w:hAnsi="Hanken Grotesk"/>
+          <w:b/>
+          <w:bCs/>
+        </w:rPr>
+        <w:t>Goal</w:t>
+      </w:r>
+      <w:r>
+        <w:rPr>
+          <w:rFonts w:ascii="Hanken Grotesk" w:hAnsi="Hanken Grotesk"/>
+        </w:rPr>
+        <w:t xml:space="preserve"> </w:t>
+      </w:r>
+      <w:r>
+        <w:rPr>
+          <w:rFonts w:ascii="Hanken Grotesk" w:hAnsi="Hanken Grotesk"/>
+          <w:b/>
+          <w:bCs/>
+        </w:rPr>
+        <w:t>Invites</w:t>
+      </w:r>
+      <w:r>
+        <w:rPr>
+          <w:rFonts w:ascii="Hanken Grotesk" w:hAnsi="Hanken Grotesk"/>
+        </w:rPr>
+        <w:t xml:space="preserve"> on the Savings Goals page. Choose </w:t>
+      </w:r>
+      <w:r>
+        <w:rPr>
+          <w:rFonts w:ascii="Hanken Grotesk" w:hAnsi="Hanken Grotesk"/>
+          <w:b/>
+          <w:bCs/>
+        </w:rPr>
+        <w:t>Join Goal</w:t>
+      </w:r>
+      <w:r>
+        <w:rPr>
+          <w:rFonts w:ascii="Hanken Grotesk" w:hAnsi="Hanken Grotesk"/>
+        </w:rPr>
+        <w:t xml:space="preserve"> to participate or </w:t>
+      </w:r>
+      <w:proofErr w:type="gramStart"/>
+      <w:r>
+        <w:rPr>
+          <w:rFonts w:ascii="Hanken Grotesk" w:hAnsi="Hanken Grotesk"/>
+          <w:b/>
+          <w:bCs/>
+        </w:rPr>
+        <w:t>Decline</w:t>
+      </w:r>
+      <w:proofErr w:type="gramEnd"/>
+      <w:r>
+        <w:rPr>
+          <w:rFonts w:ascii="Hanken Grotesk" w:hAnsi="Hanken Grotesk"/>
+        </w:rPr>
+        <w:t xml:space="preserve"> to reject the invitation. Members of a shared goal see the same overall progress and can contribute toward it.</w:t>
+      </w:r>
+    </w:p>
+    <w:p>
+      <w:pPr>
+        <w:rPr>
+          <w:rFonts w:ascii="Hanken Grotesk" w:hAnsi="Hanken Grotesk"/>
+          <w:b/>
+          <w:bCs/>
+        </w:rPr>
+      </w:pPr>
+      <w:r>
+        <w:rPr>
+          <w:rFonts w:ascii="Hanken Grotesk" w:hAnsi="Hanken Grotesk"/>
+          <w:b/>
+          <w:bCs/>
+        </w:rPr>
+        <w:t xml:space="preserve">10. </w:t>
+      </w:r>
+      <w:r>
+        <w:rPr>
+          <w:rFonts w:ascii="Hanken Grotesk" w:hAnsi="Hanken Grotesk"/>
+          <w:b/>
+          <w:bCs/>
+        </w:rPr>
+        <w:t>Export financial reports</w:t>
+      </w:r>
+    </w:p>
+    <w:p>
+      <w:pPr>
+        <w:rPr>
+          <w:rFonts w:ascii="Hanken Grotesk" w:hAnsi="Hanken Grotesk"/>
+        </w:rPr>
+      </w:pPr>
+      <w:r>
+        <w:rPr>
+          <w:rFonts w:ascii="Hanken Grotesk" w:hAnsi="Hanken Grotesk"/>
+        </w:rPr>
+        <w:t>1</w:t>
+      </w:r>
+      <w:r>
+        <w:rPr>
+          <w:rFonts w:ascii="Hanken Grotesk" w:hAnsi="Hanken Grotesk"/>
+        </w:rPr>
+        <w:t>. Open Budget Manager.</w:t>
+      </w:r>
+    </w:p>
+    <w:p>
+      <w:pPr>
+        <w:rPr>
+          <w:rFonts w:ascii="Hanken Grotesk" w:hAnsi="Hanken Grotesk"/>
+        </w:rPr>
+      </w:pPr>
+      <w:r>
+        <w:rPr>
+          <w:rFonts w:ascii="Hanken Grotesk" w:hAnsi="Hanken Grotesk"/>
+        </w:rPr>
+        <w:t xml:space="preserve">2. </w:t>
+      </w:r>
+      <w:r>
+        <w:rPr>
+          <w:rFonts w:ascii="Hanken Grotesk" w:hAnsi="Hanken Grotesk"/>
+        </w:rPr>
+        <w:t>Scroll to the bottom of the page to</w:t>
+      </w:r>
+      <w:r>
+        <w:rPr>
+          <w:rFonts w:ascii="Hanken Grotesk" w:hAnsi="Hanken Grotesk"/>
+        </w:rPr>
+        <w:t xml:space="preserve"> Export Report</w:t>
+      </w:r>
+      <w:r>
+        <w:rPr>
+          <w:rFonts w:ascii="Hanken Grotesk" w:hAnsi="Hanken Grotesk"/>
+        </w:rPr>
+        <w:t xml:space="preserve"> </w:t>
+      </w:r>
+      <w:proofErr w:type="gramStart"/>
+      <w:r>
+        <w:rPr>
+          <w:rFonts w:ascii="Hanken Grotesk" w:hAnsi="Hanken Grotesk"/>
+        </w:rPr>
+        <w:t>button</w:t>
+      </w:r>
+      <w:r>
+        <w:rPr>
+          <w:rFonts w:ascii="Hanken Grotesk" w:hAnsi="Hanken Grotesk"/>
+        </w:rPr>
+        <w:t xml:space="preserve"> </w:t>
+      </w:r>
+      <w:r>
+        <w:rPr>
+          <w:rFonts w:ascii="Hanken Grotesk" w:hAnsi="Hanken Grotesk"/>
+        </w:rPr>
+        <w:t xml:space="preserve"> and</w:t>
+      </w:r>
+      <w:proofErr w:type="gramEnd"/>
+      <w:r>
+        <w:rPr>
+          <w:rFonts w:ascii="Hanken Grotesk" w:hAnsi="Hanken Grotesk"/>
+        </w:rPr>
+        <w:t xml:space="preserve"> </w:t>
+      </w:r>
+      <w:r>
+        <w:rPr>
+          <w:rFonts w:ascii="Hanken Grotesk" w:hAnsi="Hanken Grotesk"/>
+        </w:rPr>
+        <w:t>click</w:t>
+      </w:r>
+      <w:r>
+        <w:rPr>
+          <w:rFonts w:ascii="Hanken Grotesk" w:hAnsi="Hanken Grotesk"/>
+        </w:rPr>
+        <w:t xml:space="preserve"> it.</w:t>
+      </w:r>
+    </w:p>
+    <w:p>
+      <w:pPr>
+        <w:rPr>
+          <w:rFonts w:ascii="Hanken Grotesk" w:hAnsi="Hanken Grotesk"/>
+        </w:rPr>
+      </w:pPr>
+      <w:r>
+        <w:rPr>
+          <w:noProof/>
+        </w:rPr>
+        <w:drawing>
+          <wp:inline distT="0" distB="0" distL="0" distR="0" wp14:anchorId="23C32602" wp14:editId="063686BB">
+            <wp:extent cx="1643743" cy="3662734"/>
+            <wp:effectExtent l="0" t="0" r="0" b="0"/>
+            <wp:docPr id="1103667575" name="Picture 3"/>
+            <wp:cNvGraphicFramePr>
+              <a:graphicFrameLocks xmlns:a="http://schemas.openxmlformats.org/drawingml/2006/main" noChangeAspect="1"/>
+            </wp:cNvGraphicFramePr>
+            <a:graphic xmlns:a="http://schemas.openxmlformats.org/drawingml/2006/main">
+              <a:graphicData uri="http://schemas.openxmlformats.org/drawingml/2006/picture">
+                <pic:pic xmlns:pic="http://schemas.openxmlformats.org/drawingml/2006/picture">
+                  <pic:nvPicPr>
+                    <pic:cNvPr id="0" name="Picture 5"/>
+                    <pic:cNvPicPr>
+                      <a:picLocks noChangeAspect="1" noChangeArrowheads="1"/>
+                    </pic:cNvPicPr>
+                  </pic:nvPicPr>
+                  <pic:blipFill>
+                    <a:blip r:embed="rId24" cstate="print">
+                      <a:extLst>
+                        <a:ext uri="{28A0092B-C50C-407E-A947-70E740481C1C}">
+                          <a14:useLocalDpi xmlns:a14="http://schemas.microsoft.com/office/drawing/2010/main" val="0"/>
+                        </a:ext>
+                      </a:extLst>
+                    </a:blip>
+                    <a:srcRect/>
+                    <a:stretch>
+                      <a:fillRect/>
+                    </a:stretch>
+                  </pic:blipFill>
+                  <pic:spPr bwMode="auto">
+                    <a:xfrm>
+                      <a:off x="0" y="0"/>
+                      <a:ext cx="1650665" cy="3678158"/>
+                    </a:xfrm>
+                    <a:prstGeom prst="rect">
+                      <a:avLst/>
+                    </a:prstGeom>
+                    <a:noFill/>
+                    <a:ln>
+                      <a:noFill/>
+                    </a:ln>
+                  </pic:spPr>
+                </pic:pic>
+              </a:graphicData>
+            </a:graphic>
+          </wp:inline>
+        </w:drawing>
+      </w:r>
+    </w:p>
+    <w:p>
+      <w:pPr>
+        <w:rPr>
+          <w:rFonts w:ascii="Hanken Grotesk" w:hAnsi="Hanken Grotesk"/>
+        </w:rPr>
+      </w:pPr>
+      <w:r>
+        <w:rPr>
+          <w:rFonts w:ascii="Hanken Grotesk" w:hAnsi="Hanken Grotesk"/>
+        </w:rPr>
+        <w:t xml:space="preserve">3. Choose </w:t>
       </w:r>
       <w:r>
         <w:rPr>
@@ -5432,759 +6966,92 @@
         <w:rPr>
           <w:rFonts w:ascii="Hanken Grotesk" w:hAnsi="Hanken Grotesk"/>
         </w:rPr>
-        <w:t>Your Friends.</w:t>
-      </w:r>
-    </w:p>
-    <w:p>
-      <w:pPr>
-        <w:rPr>
-          <w:rFonts w:ascii="Hanken Grotesk" w:hAnsi="Hanken Grotesk"/>
-        </w:rPr>
-      </w:pPr>
-    </w:p>
-    <w:p>
-      <w:pPr>
-        <w:rPr>
-          <w:rFonts w:ascii="Hanken Grotesk" w:hAnsi="Hanken Grotesk"/>
-        </w:rPr>
-      </w:pPr>
-      <w:r>
-        <w:rPr>
-          <w:rFonts w:ascii="Hanken Grotesk" w:hAnsi="Hanken Grotesk"/>
+        <w:t>Export as PDF</w:t>
+      </w:r>
+      <w:r>
+        <w:rPr>
+          <w:rFonts w:ascii="Hanken Grotesk" w:hAnsi="Hanken Grotesk"/>
+        </w:rPr>
+        <w:t xml:space="preserve">  </w:t>
+      </w:r>
+      <w:r>
+        <w:rPr>
+          <w:rFonts w:ascii="Hanken Grotesk" w:hAnsi="Hanken Grotesk"/>
+        </w:rPr>
+        <w:t xml:space="preserve"> or </w:t>
+      </w:r>
+      <w:r>
+        <w:rPr>
+          <w:rFonts w:ascii="Hanken Grotesk" w:hAnsi="Hanken Grotesk"/>
+        </w:rPr>
+        <w:t xml:space="preserve">  </w:t>
+      </w:r>
+      <w:r>
+        <w:rPr>
+          <w:rFonts w:ascii="Hanken Grotesk" w:hAnsi="Hanken Grotesk"/>
+        </w:rPr>
+        <w:t>Export as CSV.</w:t>
+      </w:r>
+    </w:p>
+    <w:p>
+      <w:pPr>
+        <w:rPr>
+          <w:rFonts w:ascii="Hanken Grotesk" w:hAnsi="Hanken Grotesk"/>
+        </w:rPr>
+      </w:pPr>
+      <w:r>
+        <w:rPr>
+          <w:noProof/>
         </w:rPr>
         <w:lastRenderedPageBreak/>
-        <w:t>If a request fails, check the code, your connection, and whether a request or friendship already exists.</w:t>
-      </w:r>
-    </w:p>
-    <w:p>
-      <w:pPr>
-        <w:rPr>
-          <w:rFonts w:ascii="Hanken Grotesk" w:hAnsi="Hanken Grotesk"/>
-        </w:rPr>
-      </w:pPr>
-    </w:p>
-    <w:p>
-      <w:pPr>
-        <w:rPr>
-          <w:rFonts w:ascii="Hanken Grotesk" w:hAnsi="Hanken Grotesk"/>
-          <w:b/>
-          <w:bCs/>
-        </w:rPr>
-      </w:pPr>
-      <w:r>
-        <w:rPr>
-          <w:rFonts w:ascii="Hanken Grotesk" w:hAnsi="Hanken Grotesk"/>
-          <w:b/>
-          <w:bCs/>
-        </w:rPr>
-        <w:t>Share a budget</w:t>
-      </w:r>
-    </w:p>
-    <w:p>
-      <w:pPr>
-        <w:rPr>
-          <w:rFonts w:ascii="Hanken Grotesk" w:hAnsi="Hanken Grotesk"/>
-        </w:rPr>
-      </w:pPr>
-      <w:r>
-        <w:rPr>
-          <w:rFonts w:ascii="Hanken Grotesk" w:hAnsi="Hanken Grotesk"/>
-        </w:rPr>
-        <w:t>1. Open Budget Manager and tap the main budget card.</w:t>
-      </w:r>
-    </w:p>
-    <w:p>
-      <w:pPr>
-        <w:rPr>
-          <w:rFonts w:ascii="Hanken Grotesk" w:hAnsi="Hanken Grotesk"/>
-        </w:rPr>
-      </w:pPr>
-      <w:r>
-        <w:rPr>
-          <w:rFonts w:ascii="Hanken Grotesk" w:hAnsi="Hanken Grotesk"/>
-        </w:rPr>
-        <w:t>2. Choose Share Budget.</w:t>
-      </w:r>
-    </w:p>
-    <w:p>
-      <w:pPr>
-        <w:rPr>
-          <w:rFonts w:ascii="Hanken Grotesk" w:hAnsi="Hanken Grotesk"/>
-        </w:rPr>
-      </w:pPr>
-      <w:r>
-        <w:rPr>
-          <w:rFonts w:ascii="Hanken Grotesk" w:hAnsi="Hanken Grotesk"/>
-        </w:rPr>
-        <w:t>3. Select an available friend and confirm.</w:t>
-      </w:r>
-    </w:p>
-    <w:p>
-      <w:pPr>
-        <w:rPr>
-          <w:rFonts w:ascii="Hanken Grotesk" w:hAnsi="Hanken Grotesk"/>
-        </w:rPr>
-      </w:pPr>
-      <w:r>
-        <w:rPr>
-          <w:rFonts w:ascii="Hanken Grotesk" w:hAnsi="Hanken Grotesk"/>
-        </w:rPr>
-        <w:t>If you have no friends, Budget IT asks you to add a friend before sharing.</w:t>
-      </w:r>
-    </w:p>
-    <w:p>
-      <w:pPr>
-        <w:rPr>
-          <w:rFonts w:ascii="Hanken Grotesk" w:hAnsi="Hanken Grotesk"/>
-          <w:b/>
-          <w:bCs/>
-        </w:rPr>
-      </w:pPr>
-    </w:p>
-    <w:p>
-      <w:pPr>
-        <w:rPr>
-          <w:rFonts w:ascii="Hanken Grotesk" w:hAnsi="Hanken Grotesk"/>
-          <w:b/>
-          <w:bCs/>
-        </w:rPr>
-      </w:pPr>
-      <w:r>
-        <w:rPr>
-          <w:rFonts w:ascii="Hanken Grotesk" w:hAnsi="Hanken Grotesk"/>
-          <w:b/>
-          <w:bCs/>
-        </w:rPr>
-        <w:t>10. Savings goals</w:t>
-      </w:r>
-    </w:p>
-    <w:p>
-      <w:pPr>
-        <w:rPr>
-          <w:rFonts w:ascii="Hanken Grotesk" w:hAnsi="Hanken Grotesk"/>
-        </w:rPr>
-      </w:pPr>
-      <w:r>
-        <w:rPr>
-          <w:rFonts w:ascii="Hanken Grotesk" w:hAnsi="Hanken Grotesk"/>
-        </w:rPr>
-        <w:t>Open Budget Manager and tap View / Add Goals.</w:t>
-      </w:r>
-    </w:p>
-    <w:p>
-      <w:pPr>
-        <w:rPr>
-          <w:rFonts w:ascii="Hanken Grotesk" w:hAnsi="Hanken Grotesk"/>
-        </w:rPr>
-      </w:pPr>
-    </w:p>
-    <w:p>
-      <w:pPr>
-        <w:rPr>
-          <w:rFonts w:ascii="Hanken Grotesk" w:hAnsi="Hanken Grotesk"/>
-          <w:b/>
-          <w:bCs/>
-        </w:rPr>
-      </w:pPr>
-      <w:r>
-        <w:rPr>
-          <w:rFonts w:ascii="Hanken Grotesk" w:hAnsi="Hanken Grotesk"/>
-          <w:b/>
-          <w:bCs/>
-        </w:rPr>
-        <w:t>Create a goal</w:t>
-      </w:r>
-    </w:p>
-    <w:p>
-      <w:pPr>
-        <w:rPr>
-          <w:rFonts w:ascii="Hanken Grotesk" w:hAnsi="Hanken Grotesk"/>
-          <w:b/>
-          <w:bCs/>
-        </w:rPr>
-      </w:pPr>
-    </w:p>
-    <w:p>
-      <w:pPr>
-        <w:rPr>
-          <w:rFonts w:ascii="Hanken Grotesk" w:hAnsi="Hanken Grotesk"/>
-        </w:rPr>
-      </w:pPr>
-      <w:r>
-        <w:rPr>
-          <w:rFonts w:ascii="Hanken Grotesk" w:hAnsi="Hanken Grotesk"/>
-        </w:rPr>
-        <w:t>1. Tap Create New Goal</w:t>
-      </w:r>
-      <w:r>
-        <w:rPr>
-          <w:rFonts w:ascii="Hanken Grotesk" w:hAnsi="Hanken Grotesk"/>
-        </w:rPr>
-        <w:t xml:space="preserve"> button</w:t>
-      </w:r>
-      <w:r>
-        <w:rPr>
-          <w:rFonts w:ascii="Hanken Grotesk" w:hAnsi="Hanken Grotesk"/>
-        </w:rPr>
-        <w:t>.</w:t>
-      </w:r>
-    </w:p>
-    <w:p>
-      <w:pPr>
-        <w:rPr>
-          <w:rFonts w:ascii="Hanken Grotesk" w:hAnsi="Hanken Grotesk"/>
-        </w:rPr>
-      </w:pPr>
-      <w:r>
-        <w:rPr>
-          <w:rFonts w:ascii="Hanken Grotesk" w:hAnsi="Hanken Grotesk"/>
-        </w:rPr>
-        <w:t>2. Enter a goal name and target amount.</w:t>
-      </w:r>
-    </w:p>
-    <w:p>
-      <w:pPr>
-        <w:rPr>
-          <w:rFonts w:ascii="Hanken Grotesk" w:hAnsi="Hanken Grotesk"/>
-        </w:rPr>
-      </w:pPr>
-      <w:r>
-        <w:rPr>
-          <w:rFonts w:ascii="Hanken Grotesk" w:hAnsi="Hanken Grotesk"/>
-        </w:rPr>
-        <w:t>3. Choose its period.</w:t>
-      </w:r>
-    </w:p>
-    <w:p>
-      <w:pPr>
-        <w:rPr>
-          <w:rFonts w:ascii="Hanken Grotesk" w:hAnsi="Hanken Grotesk"/>
-        </w:rPr>
-      </w:pPr>
-      <w:r>
-        <w:rPr>
-          <w:rFonts w:ascii="Hanken Grotesk" w:hAnsi="Hanken Grotesk"/>
-        </w:rPr>
-        <w:t>4. Optionally select friends with whom to share it.</w:t>
-      </w:r>
-    </w:p>
-    <w:p>
-      <w:pPr>
-        <w:rPr>
-          <w:rFonts w:ascii="Hanken Grotesk" w:hAnsi="Hanken Grotesk"/>
-        </w:rPr>
-      </w:pPr>
-      <w:r>
-        <w:rPr>
-          <w:rFonts w:ascii="Hanken Grotesk" w:hAnsi="Hanken Grotesk"/>
-        </w:rPr>
-        <w:t>5. Tap Create.</w:t>
-      </w:r>
-    </w:p>
-    <w:p>
-      <w:pPr>
-        <w:rPr>
-          <w:rFonts w:ascii="Hanken Grotesk" w:hAnsi="Hanken Grotesk"/>
-          <w:b/>
-          <w:bCs/>
-        </w:rPr>
-      </w:pPr>
-    </w:p>
-    <w:p>
-      <w:pPr>
-        <w:rPr>
-          <w:rFonts w:ascii="Hanken Grotesk" w:hAnsi="Hanken Grotesk"/>
-          <w:b/>
-          <w:bCs/>
-        </w:rPr>
-      </w:pPr>
-      <w:r>
-        <w:rPr>
-          <w:rFonts w:ascii="Hanken Grotesk" w:hAnsi="Hanken Grotesk"/>
-          <w:b/>
-          <w:bCs/>
-        </w:rPr>
-        <w:t>Use the Goals filter to view progress, newest goals, or reached goals.</w:t>
-      </w:r>
-    </w:p>
-    <w:p>
-      <w:pPr>
-        <w:rPr>
-          <w:rFonts w:ascii="Hanken Grotesk" w:hAnsi="Hanken Grotesk"/>
-          <w:b/>
-          <w:bCs/>
-        </w:rPr>
-      </w:pPr>
-    </w:p>
-    <w:p>
-      <w:pPr>
-        <w:rPr>
-          <w:rFonts w:ascii="Hanken Grotesk" w:hAnsi="Hanken Grotesk"/>
-          <w:b/>
-          <w:bCs/>
-        </w:rPr>
-      </w:pPr>
-    </w:p>
-    <w:p>
-      <w:pPr>
-        <w:rPr>
-          <w:rFonts w:ascii="Hanken Grotesk" w:hAnsi="Hanken Grotesk"/>
-          <w:b/>
-          <w:bCs/>
-        </w:rPr>
-      </w:pPr>
-      <w:r>
-        <w:rPr>
-          <w:rFonts w:ascii="Hanken Grotesk" w:hAnsi="Hanken Grotesk"/>
-          <w:b/>
-          <w:bCs/>
-        </w:rPr>
-        <w:t>Allocate mone</w:t>
-      </w:r>
-      <w:r>
-        <w:rPr>
-          <w:rFonts w:ascii="Hanken Grotesk" w:hAnsi="Hanken Grotesk"/>
-          <w:b/>
-          <w:bCs/>
-        </w:rPr>
-        <w:t>y</w:t>
-      </w:r>
-    </w:p>
-    <w:p>
-      <w:pPr>
-        <w:rPr>
-          <w:rFonts w:ascii="Hanken Grotesk" w:hAnsi="Hanken Grotesk"/>
-        </w:rPr>
-      </w:pPr>
-      <w:r>
-        <w:rPr>
-          <w:rFonts w:ascii="Hanken Grotesk" w:hAnsi="Hanken Grotesk"/>
-        </w:rPr>
-        <w:t xml:space="preserve">1. Tap </w:t>
-      </w:r>
-      <w:r>
-        <w:rPr>
-          <w:rFonts w:ascii="Hanken Grotesk" w:hAnsi="Hanken Grotesk"/>
-        </w:rPr>
-        <w:t>A</w:t>
-      </w:r>
-      <w:r>
-        <w:rPr>
-          <w:rFonts w:ascii="Hanken Grotesk" w:hAnsi="Hanken Grotesk"/>
-        </w:rPr>
-        <w:t>llocate on a goal.</w:t>
-      </w:r>
-    </w:p>
-    <w:p>
-      <w:pPr>
-        <w:rPr>
-          <w:rFonts w:ascii="Hanken Grotesk" w:hAnsi="Hanken Grotesk"/>
-        </w:rPr>
-      </w:pPr>
-      <w:r>
-        <w:rPr>
-          <w:rFonts w:ascii="Hanken Grotesk" w:hAnsi="Hanken Grotesk"/>
-        </w:rPr>
-        <w:t>2. Enter an amount up to the available surplus.</w:t>
-      </w:r>
-    </w:p>
-    <w:p>
-      <w:pPr>
-        <w:rPr>
-          <w:rFonts w:ascii="Hanken Grotesk" w:hAnsi="Hanken Grotesk"/>
-          <w:b/>
-          <w:bCs/>
-        </w:rPr>
-      </w:pPr>
-      <w:r>
-        <w:rPr>
-          <w:rFonts w:ascii="Hanken Grotesk" w:hAnsi="Hanken Grotesk"/>
-        </w:rPr>
-        <w:t>3. Confirm the allocation</w:t>
-      </w:r>
-      <w:r>
-        <w:rPr>
-          <w:rFonts w:ascii="Hanken Grotesk" w:hAnsi="Hanken Grotesk"/>
-          <w:b/>
-          <w:bCs/>
-        </w:rPr>
-        <w:t>.</w:t>
-      </w:r>
-    </w:p>
-    <w:p>
-      <w:pPr>
-        <w:rPr>
-          <w:rFonts w:ascii="Hanken Grotesk" w:hAnsi="Hanken Grotesk"/>
-          <w:b/>
-          <w:bCs/>
-        </w:rPr>
-      </w:pPr>
-    </w:p>
-    <w:p>
-      <w:pPr>
-        <w:rPr>
-          <w:rFonts w:ascii="Hanken Grotesk" w:hAnsi="Hanken Grotesk"/>
-        </w:rPr>
-      </w:pPr>
-      <w:r>
-        <w:rPr>
-          <w:rFonts w:ascii="Hanken Grotesk" w:hAnsi="Hanken Grotesk"/>
-        </w:rPr>
-        <w:t>Available surplus is income minus expenses. An allocation is recorded as an expense so that the money leaves the spendable balance.</w:t>
-      </w:r>
-    </w:p>
-    <w:p>
-      <w:pPr>
-        <w:rPr>
-          <w:rFonts w:ascii="Hanken Grotesk" w:hAnsi="Hanken Grotesk"/>
-        </w:rPr>
-      </w:pPr>
-    </w:p>
-    <w:p>
-      <w:pPr>
-        <w:rPr>
-          <w:rFonts w:ascii="Hanken Grotesk" w:hAnsi="Hanken Grotesk"/>
-          <w:b/>
-          <w:bCs/>
-        </w:rPr>
-      </w:pPr>
-      <w:r>
-        <w:rPr>
-          <w:rFonts w:ascii="Hanken Grotesk" w:hAnsi="Hanken Grotesk"/>
-          <w:b/>
-          <w:bCs/>
-        </w:rPr>
-        <w:t xml:space="preserve"> Review or reverse goal activity</w:t>
-      </w:r>
-    </w:p>
-    <w:p>
-      <w:pPr>
-        <w:rPr>
-          <w:rFonts w:ascii="Hanken Grotesk" w:hAnsi="Hanken Grotesk"/>
-          <w:b/>
-          <w:bCs/>
-        </w:rPr>
-      </w:pPr>
-      <w:r>
-        <w:rPr>
-          <w:rFonts w:ascii="Hanken Grotesk" w:hAnsi="Hanken Grotesk"/>
-          <w:b/>
-          <w:bCs/>
-        </w:rPr>
-        <w:t>Tap a goal to see its progress, members, and allocation history. Depending on the goal, you can:</w:t>
-      </w:r>
-    </w:p>
-    <w:p>
-      <w:pPr>
-        <w:rPr>
-          <w:rFonts w:ascii="Hanken Grotesk" w:hAnsi="Hanken Grotesk"/>
-        </w:rPr>
-      </w:pPr>
-      <w:r>
-        <w:rPr>
-          <w:rFonts w:ascii="Hanken Grotesk" w:hAnsi="Hanken Grotesk"/>
-        </w:rPr>
-        <w:t>- undo an allocation;</w:t>
-      </w:r>
-    </w:p>
-    <w:p>
-      <w:pPr>
-        <w:rPr>
-          <w:rFonts w:ascii="Hanken Grotesk" w:hAnsi="Hanken Grotesk"/>
-        </w:rPr>
-      </w:pPr>
-      <w:r>
-        <w:rPr>
-          <w:rFonts w:ascii="Hanken Grotesk" w:hAnsi="Hanken Grotesk"/>
-        </w:rPr>
-        <w:t>- release saved funds back as income;</w:t>
-      </w:r>
-    </w:p>
-    <w:p>
-      <w:pPr>
-        <w:rPr>
-          <w:rFonts w:ascii="Hanken Grotesk" w:hAnsi="Hanken Grotesk"/>
-        </w:rPr>
-      </w:pPr>
-      <w:r>
-        <w:rPr>
-          <w:rFonts w:ascii="Hanken Grotesk" w:hAnsi="Hanken Grotesk"/>
-        </w:rPr>
-        <w:t>- invite a friend;</w:t>
-      </w:r>
-    </w:p>
-    <w:p>
-      <w:pPr>
-        <w:rPr>
-          <w:rFonts w:ascii="Hanken Grotesk" w:hAnsi="Hanken Grotesk"/>
-        </w:rPr>
-      </w:pPr>
-      <w:r>
-        <w:rPr>
-          <w:rFonts w:ascii="Hanken Grotesk" w:hAnsi="Hanken Grotesk"/>
-        </w:rPr>
-        <w:t>- leave a shared goal; or</w:t>
-      </w:r>
-    </w:p>
-    <w:p>
-      <w:pPr>
-        <w:rPr>
-          <w:rFonts w:ascii="Hanken Grotesk" w:hAnsi="Hanken Grotesk"/>
-        </w:rPr>
-      </w:pPr>
-      <w:r>
-        <w:rPr>
-          <w:rFonts w:ascii="Hanken Grotesk" w:hAnsi="Hanken Grotesk"/>
-        </w:rPr>
-        <w:t>- review each member’s contribution.</w:t>
-      </w:r>
-    </w:p>
-    <w:p>
-      <w:pPr>
-        <w:rPr>
-          <w:rFonts w:ascii="Hanken Grotesk" w:hAnsi="Hanken Grotesk"/>
-        </w:rPr>
-      </w:pPr>
-    </w:p>
-    <w:p>
-      <w:pPr>
-        <w:rPr>
-          <w:rFonts w:ascii="Hanken Grotesk" w:hAnsi="Hanken Grotesk"/>
-        </w:rPr>
-      </w:pPr>
-      <w:r>
-        <w:rPr>
-          <w:rFonts w:ascii="Hanken Grotesk" w:hAnsi="Hanken Grotesk"/>
-        </w:rPr>
-        <w:t>When a member leaves a shared goal, money contributed by that member is returned to them as income.</w:t>
-      </w:r>
-    </w:p>
-    <w:p>
-      <w:pPr>
-        <w:rPr>
-          <w:rFonts w:ascii="Hanken Grotesk" w:hAnsi="Hanken Grotesk"/>
-          <w:b/>
-          <w:bCs/>
-        </w:rPr>
-      </w:pPr>
-      <w:r>
-        <w:rPr>
-          <w:rFonts w:ascii="Hanken Grotesk" w:hAnsi="Hanken Grotesk"/>
-          <w:b/>
-          <w:bCs/>
-        </w:rPr>
-        <w:t>Respond to a goal invitation</w:t>
-      </w:r>
-    </w:p>
-    <w:p>
-      <w:pPr>
-        <w:rPr>
-          <w:rFonts w:ascii="Hanken Grotesk" w:hAnsi="Hanken Grotesk"/>
-        </w:rPr>
-      </w:pPr>
-      <w:r>
-        <w:rPr>
-          <w:rFonts w:ascii="Hanken Grotesk" w:hAnsi="Hanken Grotesk"/>
-        </w:rPr>
-        <w:t xml:space="preserve">Invitations appear under </w:t>
-      </w:r>
-      <w:r>
-        <w:rPr>
-          <w:rFonts w:ascii="Hanken Grotesk" w:hAnsi="Hanken Grotesk"/>
-          <w:b/>
-          <w:bCs/>
-        </w:rPr>
-        <w:t>Goal</w:t>
-      </w:r>
-      <w:r>
-        <w:rPr>
-          <w:rFonts w:ascii="Hanken Grotesk" w:hAnsi="Hanken Grotesk"/>
-        </w:rPr>
-        <w:t xml:space="preserve"> </w:t>
-      </w:r>
-      <w:r>
-        <w:rPr>
-          <w:rFonts w:ascii="Hanken Grotesk" w:hAnsi="Hanken Grotesk"/>
-          <w:b/>
-          <w:bCs/>
-        </w:rPr>
-        <w:t>Invites</w:t>
-      </w:r>
-      <w:r>
-        <w:rPr>
-          <w:rFonts w:ascii="Hanken Grotesk" w:hAnsi="Hanken Grotesk"/>
-        </w:rPr>
-        <w:t xml:space="preserve"> on the Savings Goals page. Choose </w:t>
-      </w:r>
-      <w:r>
-        <w:rPr>
-          <w:rFonts w:ascii="Hanken Grotesk" w:hAnsi="Hanken Grotesk"/>
-          <w:b/>
-          <w:bCs/>
-        </w:rPr>
-        <w:t>Join Goal</w:t>
-      </w:r>
-      <w:r>
-        <w:rPr>
-          <w:rFonts w:ascii="Hanken Grotesk" w:hAnsi="Hanken Grotesk"/>
-        </w:rPr>
-        <w:t xml:space="preserve"> to participate or </w:t>
-      </w:r>
-      <w:r>
-        <w:rPr>
-          <w:rFonts w:ascii="Hanken Grotesk" w:hAnsi="Hanken Grotesk"/>
-          <w:b/>
-          <w:bCs/>
-        </w:rPr>
-        <w:t>Decline</w:t>
-      </w:r>
-      <w:r>
-        <w:rPr>
-          <w:rFonts w:ascii="Hanken Grotesk" w:hAnsi="Hanken Grotesk"/>
-        </w:rPr>
-        <w:t xml:space="preserve"> to reject the invitation. Members of a shared goal see the same overall progress and can contribute toward it.</w:t>
-      </w:r>
-    </w:p>
-    <w:p>
-      <w:pPr>
-        <w:rPr>
-          <w:rFonts w:ascii="Hanken Grotesk" w:hAnsi="Hanken Grotesk"/>
-          <w:b/>
-          <w:bCs/>
-        </w:rPr>
-      </w:pPr>
-      <w:r>
-        <w:rPr>
-          <w:rFonts w:ascii="Hanken Grotesk" w:hAnsi="Hanken Grotesk"/>
-          <w:b/>
-          <w:bCs/>
-        </w:rPr>
-        <w:t xml:space="preserve">10. </w:t>
-      </w:r>
-      <w:r>
-        <w:rPr>
-          <w:rFonts w:ascii="Hanken Grotesk" w:hAnsi="Hanken Grotesk"/>
-          <w:b/>
-          <w:bCs/>
-        </w:rPr>
-        <w:t>Export financial reports</w:t>
-      </w:r>
-    </w:p>
-    <w:p>
-      <w:pPr>
-        <w:rPr>
-          <w:rFonts w:ascii="Hanken Grotesk" w:hAnsi="Hanken Grotesk"/>
-        </w:rPr>
-      </w:pPr>
-      <w:r>
-        <w:rPr>
-          <w:rFonts w:ascii="Hanken Grotesk" w:hAnsi="Hanken Grotesk"/>
-        </w:rPr>
-        <w:t>1</w:t>
-      </w:r>
-      <w:r>
-        <w:rPr>
-          <w:rFonts w:ascii="Hanken Grotesk" w:hAnsi="Hanken Grotesk"/>
-        </w:rPr>
-        <w:t>. Open Budget Manager.</w:t>
-      </w:r>
-    </w:p>
-    <w:p>
-      <w:pPr>
-        <w:rPr>
-          <w:rFonts w:ascii="Hanken Grotesk" w:hAnsi="Hanken Grotesk"/>
-        </w:rPr>
-      </w:pPr>
-      <w:r>
-        <w:rPr>
-          <w:rFonts w:ascii="Hanken Grotesk" w:hAnsi="Hanken Grotesk"/>
-        </w:rPr>
-        <w:t xml:space="preserve">2. Swipe the action carousel to </w:t>
-      </w:r>
-      <w:r>
-        <w:rPr>
-          <w:rFonts w:ascii="Hanken Grotesk" w:hAnsi="Hanken Grotesk"/>
-        </w:rPr>
-        <w:t xml:space="preserve">  </w:t>
-      </w:r>
-      <w:r>
-        <w:rPr>
-          <w:rFonts w:ascii="Hanken Grotesk" w:hAnsi="Hanken Grotesk"/>
-        </w:rPr>
-        <w:t>Export Report</w:t>
-      </w:r>
-      <w:r>
-        <w:rPr>
-          <w:rFonts w:ascii="Hanken Grotesk" w:hAnsi="Hanken Grotesk"/>
-        </w:rPr>
-        <w:t xml:space="preserve">  </w:t>
-      </w:r>
-      <w:r>
-        <w:rPr>
-          <w:rFonts w:ascii="Hanken Grotesk" w:hAnsi="Hanken Grotesk"/>
-        </w:rPr>
-        <w:t xml:space="preserve"> and open it.</w:t>
-      </w:r>
-    </w:p>
-    <w:p>
-      <w:pPr>
-        <w:rPr>
-          <w:rFonts w:ascii="Hanken Grotesk" w:hAnsi="Hanken Grotesk"/>
-        </w:rPr>
-      </w:pPr>
-      <w:r>
-        <w:rPr>
-          <w:rFonts w:ascii="Hanken Grotesk" w:hAnsi="Hanken Grotesk"/>
-        </w:rPr>
-        <w:t xml:space="preserve">3. Choose </w:t>
-      </w:r>
-      <w:r>
-        <w:rPr>
-          <w:rFonts w:ascii="Hanken Grotesk" w:hAnsi="Hanken Grotesk"/>
-        </w:rPr>
-        <w:t xml:space="preserve">  </w:t>
-      </w:r>
-      <w:r>
-        <w:rPr>
-          <w:rFonts w:ascii="Hanken Grotesk" w:hAnsi="Hanken Grotesk"/>
-        </w:rPr>
-        <w:t>Export as PDF</w:t>
-      </w:r>
-      <w:r>
-        <w:rPr>
-          <w:rFonts w:ascii="Hanken Grotesk" w:hAnsi="Hanken Grotesk"/>
-        </w:rPr>
-        <w:t xml:space="preserve">  </w:t>
-      </w:r>
-      <w:r>
-        <w:rPr>
-          <w:rFonts w:ascii="Hanken Grotesk" w:hAnsi="Hanken Grotesk"/>
-        </w:rPr>
-        <w:t xml:space="preserve"> or </w:t>
-      </w:r>
-      <w:r>
-        <w:rPr>
-          <w:rFonts w:ascii="Hanken Grotesk" w:hAnsi="Hanken Grotesk"/>
-        </w:rPr>
-        <w:t xml:space="preserve">  </w:t>
-      </w:r>
-      <w:r>
-        <w:rPr>
-          <w:rFonts w:ascii="Hanken Grotesk" w:hAnsi="Hanken Grotesk"/>
-        </w:rPr>
-        <w:t>Export as CSV</w:t>
-      </w:r>
-      <w:r>
-        <w:rPr>
-          <w:rFonts w:ascii="Hanken Grotesk" w:hAnsi="Hanken Grotesk"/>
-        </w:rPr>
-        <w:t xml:space="preserve">  </w:t>
-      </w:r>
-      <w:r>
-        <w:rPr>
-          <w:rFonts w:ascii="Hanken Grotesk" w:hAnsi="Hanken Grotesk"/>
-        </w:rPr>
-        <w:t>.</w:t>
+        <w:drawing>
+          <wp:inline distT="0" distB="0" distL="0" distR="0" wp14:anchorId="6121D759" wp14:editId="4F0B793A">
+            <wp:extent cx="1643380" cy="3661927"/>
+            <wp:effectExtent l="0" t="0" r="0" b="0"/>
+            <wp:docPr id="1589525270" name="Picture 5"/>
+            <wp:cNvGraphicFramePr>
+              <a:graphicFrameLocks xmlns:a="http://schemas.openxmlformats.org/drawingml/2006/main" noChangeAspect="1"/>
+            </wp:cNvGraphicFramePr>
+            <a:graphic xmlns:a="http://schemas.openxmlformats.org/drawingml/2006/main">
+              <a:graphicData uri="http://schemas.openxmlformats.org/drawingml/2006/picture">
+                <pic:pic xmlns:pic="http://schemas.openxmlformats.org/drawingml/2006/picture">
+                  <pic:nvPicPr>
+                    <pic:cNvPr id="0" name="Picture 9"/>
+                    <pic:cNvPicPr>
+                      <a:picLocks noChangeAspect="1" noChangeArrowheads="1"/>
+                    </pic:cNvPicPr>
+                  </pic:nvPicPr>
+                  <pic:blipFill>
+                    <a:blip r:embed="rId25" cstate="print">
+                      <a:extLst>
+                        <a:ext uri="{28A0092B-C50C-407E-A947-70E740481C1C}">
+                          <a14:useLocalDpi xmlns:a14="http://schemas.microsoft.com/office/drawing/2010/main" val="0"/>
+                        </a:ext>
+                      </a:extLst>
+                    </a:blip>
+                    <a:srcRect/>
+                    <a:stretch>
+                      <a:fillRect/>
+                    </a:stretch>
+                  </pic:blipFill>
+                  <pic:spPr bwMode="auto">
+                    <a:xfrm>
+                      <a:off x="0" y="0"/>
+                      <a:ext cx="1647039" cy="3670081"/>
+                    </a:xfrm>
+                    <a:prstGeom prst="rect">
+                      <a:avLst/>
+                    </a:prstGeom>
+                    <a:noFill/>
+                    <a:ln>
+                      <a:noFill/>
+                    </a:ln>
+                  </pic:spPr>
+                </pic:pic>
+              </a:graphicData>
+            </a:graphic>
+          </wp:inline>
+        </w:drawing>
       </w:r>
     </w:p>
     <w:p>
@@ -6286,12 +7153,103 @@
           <w:bCs/>
         </w:rPr>
       </w:pPr>
-      <w:r>
-        <w:rPr>
-          <w:rFonts w:ascii="Hanken Grotesk" w:hAnsi="Hanken Grotesk"/>
-          <w:b/>
-          <w:bCs/>
-        </w:rPr>
+    </w:p>
+    <w:p>
+      <w:pPr>
+        <w:rPr>
+          <w:rFonts w:ascii="Hanken Grotesk" w:hAnsi="Hanken Grotesk"/>
+          <w:b/>
+          <w:bCs/>
+        </w:rPr>
+      </w:pPr>
+    </w:p>
+    <w:p>
+      <w:pPr>
+        <w:rPr>
+          <w:rFonts w:ascii="Hanken Grotesk" w:hAnsi="Hanken Grotesk"/>
+          <w:b/>
+          <w:bCs/>
+        </w:rPr>
+      </w:pPr>
+    </w:p>
+    <w:p>
+      <w:pPr>
+        <w:rPr>
+          <w:rFonts w:ascii="Hanken Grotesk" w:hAnsi="Hanken Grotesk"/>
+          <w:b/>
+          <w:bCs/>
+        </w:rPr>
+      </w:pPr>
+    </w:p>
+    <w:p>
+      <w:pPr>
+        <w:rPr>
+          <w:rFonts w:ascii="Hanken Grotesk" w:hAnsi="Hanken Grotesk"/>
+          <w:b/>
+          <w:bCs/>
+        </w:rPr>
+      </w:pPr>
+    </w:p>
+    <w:p>
+      <w:pPr>
+        <w:rPr>
+          <w:rFonts w:ascii="Hanken Grotesk" w:hAnsi="Hanken Grotesk"/>
+          <w:b/>
+          <w:bCs/>
+        </w:rPr>
+      </w:pPr>
+    </w:p>
+    <w:p>
+      <w:pPr>
+        <w:rPr>
+          <w:rFonts w:ascii="Hanken Grotesk" w:hAnsi="Hanken Grotesk"/>
+          <w:b/>
+          <w:bCs/>
+        </w:rPr>
+      </w:pPr>
+    </w:p>
+    <w:p>
+      <w:pPr>
+        <w:rPr>
+          <w:rFonts w:ascii="Hanken Grotesk" w:hAnsi="Hanken Grotesk"/>
+          <w:b/>
+          <w:bCs/>
+        </w:rPr>
+      </w:pPr>
+    </w:p>
+    <w:p>
+      <w:pPr>
+        <w:rPr>
+          <w:rFonts w:ascii="Hanken Grotesk" w:hAnsi="Hanken Grotesk"/>
+          <w:b/>
+          <w:bCs/>
+        </w:rPr>
+      </w:pPr>
+    </w:p>
+    <w:p>
+      <w:pPr>
+        <w:rPr>
+          <w:rFonts w:ascii="Hanken Grotesk" w:hAnsi="Hanken Grotesk"/>
+          <w:b/>
+          <w:bCs/>
+        </w:rPr>
+      </w:pPr>
+    </w:p>
+    <w:p>
+      <w:pPr>
+        <w:rPr>
+          <w:rFonts w:ascii="Hanken Grotesk" w:hAnsi="Hanken Grotesk"/>
+          <w:b/>
+          <w:bCs/>
+        </w:rPr>
+      </w:pPr>
+      <w:r>
+        <w:rPr>
+          <w:rFonts w:ascii="Hanken Grotesk" w:hAnsi="Hanken Grotesk"/>
+          <w:b/>
+          <w:bCs/>
+        </w:rPr>
+        <w:lastRenderedPageBreak/>
         <w:t>1</w:t>
       </w:r>
       <w:r>
@@ -6323,6 +7281,80 @@
       <w:pPr>
         <w:rPr>
           <w:rFonts w:ascii="Hanken Grotesk" w:hAnsi="Hanken Grotesk"/>
+          <w:b/>
+          <w:bCs/>
+        </w:rPr>
+      </w:pPr>
+      <w:r>
+        <w:rPr>
+          <w:noProof/>
+        </w:rPr>
+        <w:t xml:space="preserve"> </w:t>
+      </w:r>
+      <w:r>
+        <w:rPr>
+          <w:noProof/>
+        </w:rPr>
+        <w:drawing>
+          <wp:inline distT="0" distB="0" distL="0" distR="0" wp14:anchorId="19883DF6" wp14:editId="627A4D0E">
+            <wp:extent cx="1872343" cy="4172120"/>
+            <wp:effectExtent l="0" t="0" r="0" b="0"/>
+            <wp:docPr id="975368166" name="Picture 8"/>
+            <wp:cNvGraphicFramePr>
+              <a:graphicFrameLocks xmlns:a="http://schemas.openxmlformats.org/drawingml/2006/main" noChangeAspect="1"/>
+            </wp:cNvGraphicFramePr>
+            <a:graphic xmlns:a="http://schemas.openxmlformats.org/drawingml/2006/main">
+              <a:graphicData uri="http://schemas.openxmlformats.org/drawingml/2006/picture">
+                <pic:pic xmlns:pic="http://schemas.openxmlformats.org/drawingml/2006/picture">
+                  <pic:nvPicPr>
+                    <pic:cNvPr id="0" name="Picture 15"/>
+                    <pic:cNvPicPr>
+                      <a:picLocks noChangeAspect="1" noChangeArrowheads="1"/>
+                    </pic:cNvPicPr>
+                  </pic:nvPicPr>
+                  <pic:blipFill>
+                    <a:blip r:embed="rId26" cstate="print">
+                      <a:extLst>
+                        <a:ext uri="{28A0092B-C50C-407E-A947-70E740481C1C}">
+                          <a14:useLocalDpi xmlns:a14="http://schemas.microsoft.com/office/drawing/2010/main" val="0"/>
+                        </a:ext>
+                      </a:extLst>
+                    </a:blip>
+                    <a:srcRect/>
+                    <a:stretch>
+                      <a:fillRect/>
+                    </a:stretch>
+                  </pic:blipFill>
+                  <pic:spPr bwMode="auto">
+                    <a:xfrm>
+                      <a:off x="0" y="0"/>
+                      <a:ext cx="1875253" cy="4178603"/>
+                    </a:xfrm>
+                    <a:prstGeom prst="rect">
+                      <a:avLst/>
+                    </a:prstGeom>
+                    <a:noFill/>
+                    <a:ln>
+                      <a:noFill/>
+                    </a:ln>
+                  </pic:spPr>
+                </pic:pic>
+              </a:graphicData>
+            </a:graphic>
+          </wp:inline>
+        </w:drawing>
+      </w:r>
+      <w:r>
+        <w:rPr>
+          <w:noProof/>
+        </w:rPr>
+        <w:t xml:space="preserve"> </w:t>
+      </w:r>
+    </w:p>
+    <w:p>
+      <w:pPr>
+        <w:rPr>
+          <w:rFonts w:ascii="Hanken Grotesk" w:hAnsi="Hanken Grotesk"/>
         </w:rPr>
       </w:pPr>
       <w:r>
@@ -6353,10 +7385,76 @@
       </w:pPr>
       <w:r>
         <w:rPr>
-          <w:rFonts w:ascii="Hanken Grotesk" w:hAnsi="Hanken Grotesk"/>
+          <w:noProof/>
         </w:rPr>
         <w:lastRenderedPageBreak/>
+        <w:drawing>
+          <wp:inline distT="0" distB="0" distL="0" distR="0" wp14:anchorId="0E2683EA" wp14:editId="03FB806B">
+            <wp:extent cx="1611086" cy="3589964"/>
+            <wp:effectExtent l="0" t="0" r="8255" b="0"/>
+            <wp:docPr id="315508737" name="Picture 9"/>
+            <wp:cNvGraphicFramePr>
+              <a:graphicFrameLocks xmlns:a="http://schemas.openxmlformats.org/drawingml/2006/main" noChangeAspect="1"/>
+            </wp:cNvGraphicFramePr>
+            <a:graphic xmlns:a="http://schemas.openxmlformats.org/drawingml/2006/main">
+              <a:graphicData uri="http://schemas.openxmlformats.org/drawingml/2006/picture">
+                <pic:pic xmlns:pic="http://schemas.openxmlformats.org/drawingml/2006/picture">
+                  <pic:nvPicPr>
+                    <pic:cNvPr id="0" name="Picture 17"/>
+                    <pic:cNvPicPr>
+                      <a:picLocks noChangeAspect="1" noChangeArrowheads="1"/>
+                    </pic:cNvPicPr>
+                  </pic:nvPicPr>
+                  <pic:blipFill>
+                    <a:blip r:embed="rId27" cstate="print">
+                      <a:extLst>
+                        <a:ext uri="{28A0092B-C50C-407E-A947-70E740481C1C}">
+                          <a14:useLocalDpi xmlns:a14="http://schemas.microsoft.com/office/drawing/2010/main" val="0"/>
+                        </a:ext>
+                      </a:extLst>
+                    </a:blip>
+                    <a:srcRect/>
+                    <a:stretch>
+                      <a:fillRect/>
+                    </a:stretch>
+                  </pic:blipFill>
+                  <pic:spPr bwMode="auto">
+                    <a:xfrm>
+                      <a:off x="0" y="0"/>
+                      <a:ext cx="1617711" cy="3604726"/>
+                    </a:xfrm>
+                    <a:prstGeom prst="rect">
+                      <a:avLst/>
+                    </a:prstGeom>
+                    <a:noFill/>
+                    <a:ln>
+                      <a:noFill/>
+                    </a:ln>
+                  </pic:spPr>
+                </pic:pic>
+              </a:graphicData>
+            </a:graphic>
+          </wp:inline>
+        </w:drawing>
+      </w:r>
+    </w:p>
+    <w:p>
+      <w:pPr>
+        <w:rPr>
+          <w:rFonts w:ascii="Hanken Grotesk" w:hAnsi="Hanken Grotesk"/>
+        </w:rPr>
+      </w:pPr>
+      <w:r>
+        <w:rPr>
+          <w:rFonts w:ascii="Hanken Grotesk" w:hAnsi="Hanken Grotesk"/>
+        </w:rPr>
         <w:t>- Open the detailed insights screen for more information.</w:t>
+      </w:r>
+      <w:r>
+        <w:rPr>
+          <w:noProof/>
+        </w:rPr>
+        <w:t xml:space="preserve"> </w:t>
       </w:r>
     </w:p>
     <w:p>
@@ -6558,6 +7656,7 @@
         <w:rPr>
           <w:rFonts w:ascii="Hanken Grotesk" w:hAnsi="Hanken Grotesk"/>
         </w:rPr>
+        <w:lastRenderedPageBreak/>
         <w:t xml:space="preserve">         </w:t>
       </w:r>
       <w:r>
@@ -6582,7 +7681,7 @@
                     </pic:cNvPicPr>
                   </pic:nvPicPr>
                   <pic:blipFill>
-                    <a:blip r:embed="rId16" cstate="print">
+                    <a:blip r:embed="rId28" cstate="print">
                       <a:extLst>
                         <a:ext uri="{28A0092B-C50C-407E-A947-70E740481C1C}">
                           <a14:useLocalDpi xmlns:a14="http://schemas.microsoft.com/office/drawing/2010/main" val="0"/>
@@ -6653,7 +7752,7 @@
                     </pic:cNvPicPr>
                   </pic:nvPicPr>
                   <pic:blipFill>
-                    <a:blip r:embed="rId17" cstate="print">
+                    <a:blip r:embed="rId29" cstate="print">
                       <a:extLst>
                         <a:ext uri="{28A0092B-C50C-407E-A947-70E740481C1C}">
                           <a14:useLocalDpi xmlns:a14="http://schemas.microsoft.com/office/drawing/2010/main" val="0"/>
@@ -6851,7 +7950,6 @@
           <w:rFonts w:ascii="Hanken Grotesk" w:hAnsi="Hanken Grotesk"/>
           <w:noProof/>
         </w:rPr>
-        <w:lastRenderedPageBreak/>
         <w:t xml:space="preserve"> </w:t>
       </w:r>
       <w:r>
@@ -6877,7 +7975,7 @@
                     </pic:cNvPicPr>
                   </pic:nvPicPr>
                   <pic:blipFill>
-                    <a:blip r:embed="rId18" cstate="print">
+                    <a:blip r:embed="rId30" cstate="print">
                       <a:extLst>
                         <a:ext uri="{28A0092B-C50C-407E-A947-70E740481C1C}">
                           <a14:useLocalDpi xmlns:a14="http://schemas.microsoft.com/office/drawing/2010/main" val="0"/>
@@ -6920,6 +8018,7 @@
           <w:rFonts w:ascii="Hanken Grotesk" w:hAnsi="Hanken Grotesk"/>
           <w:noProof/>
         </w:rPr>
+        <w:lastRenderedPageBreak/>
         <w:drawing>
           <wp:inline distT="0" distB="0" distL="0" distR="0" wp14:anchorId="5554AE5C" wp14:editId="08694044">
             <wp:extent cx="1480420" cy="3302000"/>
@@ -6938,7 +8037,7 @@
                     </pic:cNvPicPr>
                   </pic:nvPicPr>
                   <pic:blipFill>
-                    <a:blip r:embed="rId19" cstate="print">
+                    <a:blip r:embed="rId31" cstate="print">
                       <a:extLst>
                         <a:ext uri="{28A0092B-C50C-407E-A947-70E740481C1C}">
                           <a14:useLocalDpi xmlns:a14="http://schemas.microsoft.com/office/drawing/2010/main" val="0"/>
@@ -7033,14 +8132,7 @@
         <w:rPr>
           <w:rFonts w:ascii="Hanken Grotesk" w:hAnsi="Hanken Grotesk"/>
         </w:rPr>
-        <w:t xml:space="preserve">Budget IT stores transactions, budgets, categories, goals, and settings on the device. Statement parsing and AI category suggestions run on the device. Core budgeting, </w:t>
-      </w:r>
-      <w:r>
-        <w:rPr>
-          <w:rFonts w:ascii="Hanken Grotesk" w:hAnsi="Hanken Grotesk"/>
-        </w:rPr>
-        <w:lastRenderedPageBreak/>
-        <w:t>importing, and reporting can operate without an internet connection. Account, friend, and sharing features require access to their configured online services.</w:t>
+        <w:t>Budget IT stores transactions, budgets, categories, goals, and settings on the device. Statement parsing and AI category suggestions run on the device. Core budgeting, importing, and reporting can operate without an internet connection. Account, friend, and sharing features require access to their configured online services.</w:t>
       </w:r>
     </w:p>
     <w:p>
@@ -7207,6 +8299,7 @@
           <w:b/>
           <w:bCs/>
         </w:rPr>
+        <w:lastRenderedPageBreak/>
         <w:t>13. Troubleshooting</w:t>
       </w:r>
     </w:p>
@@ -7398,6 +8491,7 @@
               </w:rPr>
               <w:t>Check your details, complete verification, or use </w:t>
             </w:r>
+            <w:proofErr w:type="gramStart"/>
             <w:r>
               <w:rPr>
                 <w:rFonts w:ascii="Hanken Grotesk" w:hAnsi="Hanken Grotesk"/>
@@ -7412,6 +8506,7 @@
               </w:rPr>
               <w:t>.</w:t>
             </w:r>
+            <w:proofErr w:type="gramEnd"/>
           </w:p>
         </w:tc>
       </w:tr>
@@ -10349,6 +11444,7 @@
   <w:style w:type="character" w:default="1" w:styleId="DefaultParagraphFont">
     <w:name w:val="Default Paragraph Font"/>
     <w:uiPriority w:val="1"/>
+    <w:semiHidden/>
     <w:unhideWhenUsed/>
   </w:style>
   <w:style w:type="table" w:default="1" w:styleId="TableNormal">
